--- a/apps/bullyproof/docs/handover/system-administrator-guide.docx
+++ b/apps/bullyproof/docs/handover/system-administrator-guide.docx
@@ -2412,7 +2412,7 @@
     </w:p>
     <w:p>
       <w:r>
-        <w:t>Permission templates (migration 0022) store reusable bundles of these grants; admins apply or revoke them per school or per platform role from /admin/features/permission-templates. scripts/seed-features.ts seeds the base features and default grants on a fresh database.</w:t>
+        <w:t>Permission templates (migration 0022) store reusable bundles of these grants. Template authoring and the root management surface (/admin/features/permission-templates) are restricted to the platform engineering role; Bullyproof administrators apply existing templates from each school's Activation tab. scripts/seed-features.ts seeds the base features and default grants on a fresh database.</w:t>
       </w:r>
     </w:p>
     <w:p>

--- a/apps/bullyproof/docs/handover/system-administrator-guide.docx
+++ b/apps/bullyproof/docs/handover/system-administrator-guide.docx
@@ -5,29 +5,50 @@
     <w:p>
       <w:pPr>
         <w:pStyle w:val="Heading1"/>
+        <w:spacing w:after="80"/>
+        <w:pBdr>
+          <w:bottom w:val="single" w:sz="10" w:space="8" w:color="008490"/>
+        </w:pBdr>
       </w:pPr>
       <w:r>
         <w:rPr>
+          <w:rFonts w:ascii="Calibri" w:hAnsi="Calibri"/>
+          <w:b/>
           <w:color w:val="1F2937"/>
+          <w:sz w:val="50"/>
         </w:rPr>
         <w:t>Bullyproof Platform: System Administrator Guide</w:t>
       </w:r>
     </w:p>
     <w:p>
       <w:pPr>
-        <w:pStyle w:val="IntenseQuote"/>
+        <w:spacing w:before="80" w:after="200"/>
+        <w:ind w:left="280"/>
+        <w:pBdr>
+          <w:left w:val="single" w:sz="12" w:space="8" w:color="008490"/>
+        </w:pBdr>
       </w:pPr>
       <w:r>
+        <w:rPr>
+          <w:i/>
+          <w:color w:val="6B7280"/>
+          <w:sz w:val="21"/>
+        </w:rPr>
         <w:t>Handover documentation for Bullyproof Australia (deliverable D6). This guide covers the technical operation of the Bullyproof platform: architecture, configuration, deployment, database, storage, backups, and incident basics. The companion Administrator User Guide covers the product itself.</w:t>
       </w:r>
     </w:p>
     <w:p>
       <w:pPr>
         <w:pStyle w:val="Heading2"/>
+        <w:pageBreakBefore/>
+        <w:spacing w:before="320" w:after="120"/>
       </w:pPr>
       <w:r>
         <w:rPr>
-          <w:color w:val="1F2937"/>
+          <w:rFonts w:ascii="Calibri" w:hAnsi="Calibri"/>
+          <w:b/>
+          <w:color w:val="008490"/>
+          <w:sz w:val="31"/>
         </w:rPr>
         <w:t>1. Introduction</w:t>
       </w:r>
@@ -66,10 +87,15 @@
     <w:p>
       <w:pPr>
         <w:pStyle w:val="Heading2"/>
+        <w:pageBreakBefore/>
+        <w:spacing w:before="320" w:after="120"/>
       </w:pPr>
       <w:r>
         <w:rPr>
-          <w:color w:val="1F2937"/>
+          <w:rFonts w:ascii="Calibri" w:hAnsi="Calibri"/>
+          <w:b/>
+          <w:color w:val="008490"/>
+          <w:sz w:val="31"/>
         </w:rPr>
         <w:t>2. Architecture overview</w:t>
       </w:r>
@@ -77,10 +103,14 @@
     <w:p>
       <w:pPr>
         <w:pStyle w:val="Heading3"/>
+        <w:spacing w:before="240" w:after="80"/>
       </w:pPr>
       <w:r>
         <w:rPr>
+          <w:rFonts w:ascii="Calibri" w:hAnsi="Calibri"/>
+          <w:b/>
           <w:color w:val="1F2937"/>
+          <w:sz w:val="25"/>
         </w:rPr>
         <w:t>2.1 Stack summary</w:t>
       </w:r>
@@ -93,24 +123,27 @@
         <w:tblLook w:firstColumn="1" w:firstRow="1" w:lastColumn="0" w:lastRow="0" w:noHBand="0" w:noVBand="1" w:val="04A0"/>
       </w:tblPr>
       <w:tblGrid>
-        <w:gridCol w:w="4320"/>
-        <w:gridCol w:w="4320"/>
+        <w:gridCol w:w="4759"/>
+        <w:gridCol w:w="4759"/>
       </w:tblGrid>
       <w:tr>
         <w:tc>
           <w:tcPr>
-            <w:tcW w:type="dxa" w:w="4320"/>
+            <w:tcW w:type="dxa" w:w="4759"/>
+            <w:shd w:val="clear" w:fill="008490"/>
           </w:tcPr>
           <w:p>
             <w:r>
               <w:rPr>
                 <w:b/>
+                <w:color w:val="FFFFFF"/>
                 <w:sz w:val="19"/>
               </w:rPr>
             </w:r>
             <w:r>
               <w:rPr>
                 <w:b/>
+                <w:color w:val="FFFFFF"/>
                 <w:sz w:val="19"/>
               </w:rPr>
               <w:t>Layer</w:t>
@@ -119,18 +152,21 @@
         </w:tc>
         <w:tc>
           <w:tcPr>
-            <w:tcW w:type="dxa" w:w="4320"/>
+            <w:tcW w:type="dxa" w:w="4759"/>
+            <w:shd w:val="clear" w:fill="008490"/>
           </w:tcPr>
           <w:p>
             <w:r>
               <w:rPr>
                 <w:b/>
+                <w:color w:val="FFFFFF"/>
                 <w:sz w:val="19"/>
               </w:rPr>
             </w:r>
             <w:r>
               <w:rPr>
                 <w:b/>
+                <w:color w:val="FFFFFF"/>
                 <w:sz w:val="19"/>
               </w:rPr>
               <w:t>Technology</w:t>
@@ -141,7 +177,7 @@
       <w:tr>
         <w:tc>
           <w:tcPr>
-            <w:tcW w:type="dxa" w:w="4320"/>
+            <w:tcW w:type="dxa" w:w="4759"/>
           </w:tcPr>
           <w:p>
             <w:r>
@@ -159,7 +195,7 @@
         </w:tc>
         <w:tc>
           <w:tcPr>
-            <w:tcW w:type="dxa" w:w="4320"/>
+            <w:tcW w:type="dxa" w:w="4759"/>
           </w:tcPr>
           <w:p>
             <w:r>
@@ -179,7 +215,8 @@
       <w:tr>
         <w:tc>
           <w:tcPr>
-            <w:tcW w:type="dxa" w:w="4320"/>
+            <w:tcW w:type="dxa" w:w="4759"/>
+            <w:shd w:val="clear" w:fill="F2F7F7"/>
           </w:tcPr>
           <w:p>
             <w:r>
@@ -197,7 +234,8 @@
         </w:tc>
         <w:tc>
           <w:tcPr>
-            <w:tcW w:type="dxa" w:w="4320"/>
+            <w:tcW w:type="dxa" w:w="4759"/>
+            <w:shd w:val="clear" w:fill="F2F7F7"/>
           </w:tcPr>
           <w:p>
             <w:r>
@@ -217,7 +255,7 @@
       <w:tr>
         <w:tc>
           <w:tcPr>
-            <w:tcW w:type="dxa" w:w="4320"/>
+            <w:tcW w:type="dxa" w:w="4759"/>
           </w:tcPr>
           <w:p>
             <w:r>
@@ -235,7 +273,7 @@
         </w:tc>
         <w:tc>
           <w:tcPr>
-            <w:tcW w:type="dxa" w:w="4320"/>
+            <w:tcW w:type="dxa" w:w="4759"/>
           </w:tcPr>
           <w:p>
             <w:r>
@@ -255,7 +293,8 @@
       <w:tr>
         <w:tc>
           <w:tcPr>
-            <w:tcW w:type="dxa" w:w="4320"/>
+            <w:tcW w:type="dxa" w:w="4759"/>
+            <w:shd w:val="clear" w:fill="F2F7F7"/>
           </w:tcPr>
           <w:p>
             <w:r>
@@ -273,7 +312,8 @@
         </w:tc>
         <w:tc>
           <w:tcPr>
-            <w:tcW w:type="dxa" w:w="4320"/>
+            <w:tcW w:type="dxa" w:w="4759"/>
+            <w:shd w:val="clear" w:fill="F2F7F7"/>
           </w:tcPr>
           <w:p>
             <w:r>
@@ -293,7 +333,7 @@
       <w:tr>
         <w:tc>
           <w:tcPr>
-            <w:tcW w:type="dxa" w:w="4320"/>
+            <w:tcW w:type="dxa" w:w="4759"/>
           </w:tcPr>
           <w:p>
             <w:r>
@@ -311,7 +351,7 @@
         </w:tc>
         <w:tc>
           <w:tcPr>
-            <w:tcW w:type="dxa" w:w="4320"/>
+            <w:tcW w:type="dxa" w:w="4759"/>
           </w:tcPr>
           <w:p>
             <w:r>
@@ -331,7 +371,8 @@
       <w:tr>
         <w:tc>
           <w:tcPr>
-            <w:tcW w:type="dxa" w:w="4320"/>
+            <w:tcW w:type="dxa" w:w="4759"/>
+            <w:shd w:val="clear" w:fill="F2F7F7"/>
           </w:tcPr>
           <w:p>
             <w:r>
@@ -349,7 +390,8 @@
         </w:tc>
         <w:tc>
           <w:tcPr>
-            <w:tcW w:type="dxa" w:w="4320"/>
+            <w:tcW w:type="dxa" w:w="4759"/>
+            <w:shd w:val="clear" w:fill="F2F7F7"/>
           </w:tcPr>
           <w:p>
             <w:r>
@@ -369,7 +411,7 @@
       <w:tr>
         <w:tc>
           <w:tcPr>
-            <w:tcW w:type="dxa" w:w="4320"/>
+            <w:tcW w:type="dxa" w:w="4759"/>
           </w:tcPr>
           <w:p>
             <w:r>
@@ -387,7 +429,7 @@
         </w:tc>
         <w:tc>
           <w:tcPr>
-            <w:tcW w:type="dxa" w:w="4320"/>
+            <w:tcW w:type="dxa" w:w="4759"/>
           </w:tcPr>
           <w:p>
             <w:r>
@@ -407,7 +449,8 @@
       <w:tr>
         <w:tc>
           <w:tcPr>
-            <w:tcW w:type="dxa" w:w="4320"/>
+            <w:tcW w:type="dxa" w:w="4759"/>
+            <w:shd w:val="clear" w:fill="F2F7F7"/>
           </w:tcPr>
           <w:p>
             <w:r>
@@ -425,7 +468,8 @@
         </w:tc>
         <w:tc>
           <w:tcPr>
-            <w:tcW w:type="dxa" w:w="4320"/>
+            <w:tcW w:type="dxa" w:w="4759"/>
+            <w:shd w:val="clear" w:fill="F2F7F7"/>
           </w:tcPr>
           <w:p>
             <w:r>
@@ -452,10 +496,14 @@
     <w:p>
       <w:pPr>
         <w:pStyle w:val="Heading3"/>
+        <w:spacing w:before="240" w:after="80"/>
       </w:pPr>
       <w:r>
         <w:rPr>
+          <w:rFonts w:ascii="Calibri" w:hAnsi="Calibri"/>
+          <w:b/>
           <w:color w:val="1F2937"/>
+          <w:sz w:val="25"/>
         </w:rPr>
         <w:t>2.2 Request flow</w:t>
       </w:r>
@@ -503,10 +551,14 @@
     <w:p>
       <w:pPr>
         <w:pStyle w:val="Heading3"/>
+        <w:spacing w:before="240" w:after="80"/>
       </w:pPr>
       <w:r>
         <w:rPr>
+          <w:rFonts w:ascii="Calibri" w:hAnsi="Calibri"/>
+          <w:b/>
           <w:color w:val="1F2937"/>
+          <w:sz w:val="25"/>
         </w:rPr>
         <w:t>2.3 Repository layout (apps/bullyproof)</w:t>
       </w:r>
@@ -519,24 +571,27 @@
         <w:tblLook w:firstColumn="1" w:firstRow="1" w:lastColumn="0" w:lastRow="0" w:noHBand="0" w:noVBand="1" w:val="04A0"/>
       </w:tblPr>
       <w:tblGrid>
-        <w:gridCol w:w="4320"/>
-        <w:gridCol w:w="4320"/>
+        <w:gridCol w:w="4759"/>
+        <w:gridCol w:w="4759"/>
       </w:tblGrid>
       <w:tr>
         <w:tc>
           <w:tcPr>
-            <w:tcW w:type="dxa" w:w="4320"/>
+            <w:tcW w:type="dxa" w:w="4759"/>
+            <w:shd w:val="clear" w:fill="008490"/>
           </w:tcPr>
           <w:p>
             <w:r>
               <w:rPr>
                 <w:b/>
+                <w:color w:val="FFFFFF"/>
                 <w:sz w:val="19"/>
               </w:rPr>
             </w:r>
             <w:r>
               <w:rPr>
                 <w:b/>
+                <w:color w:val="FFFFFF"/>
                 <w:sz w:val="19"/>
               </w:rPr>
               <w:t>Path</w:t>
@@ -545,18 +600,21 @@
         </w:tc>
         <w:tc>
           <w:tcPr>
-            <w:tcW w:type="dxa" w:w="4320"/>
+            <w:tcW w:type="dxa" w:w="4759"/>
+            <w:shd w:val="clear" w:fill="008490"/>
           </w:tcPr>
           <w:p>
             <w:r>
               <w:rPr>
                 <w:b/>
+                <w:color w:val="FFFFFF"/>
                 <w:sz w:val="19"/>
               </w:rPr>
             </w:r>
             <w:r>
               <w:rPr>
                 <w:b/>
+                <w:color w:val="FFFFFF"/>
                 <w:sz w:val="19"/>
               </w:rPr>
               <w:t>Purpose</w:t>
@@ -567,7 +625,7 @@
       <w:tr>
         <w:tc>
           <w:tcPr>
-            <w:tcW w:type="dxa" w:w="4320"/>
+            <w:tcW w:type="dxa" w:w="4759"/>
           </w:tcPr>
           <w:p>
             <w:r>
@@ -585,7 +643,7 @@
         </w:tc>
         <w:tc>
           <w:tcPr>
-            <w:tcW w:type="dxa" w:w="4320"/>
+            <w:tcW w:type="dxa" w:w="4759"/>
           </w:tcPr>
           <w:p>
             <w:r>
@@ -605,7 +663,8 @@
       <w:tr>
         <w:tc>
           <w:tcPr>
-            <w:tcW w:type="dxa" w:w="4320"/>
+            <w:tcW w:type="dxa" w:w="4759"/>
+            <w:shd w:val="clear" w:fill="F2F7F7"/>
           </w:tcPr>
           <w:p>
             <w:r>
@@ -623,7 +682,8 @@
         </w:tc>
         <w:tc>
           <w:tcPr>
-            <w:tcW w:type="dxa" w:w="4320"/>
+            <w:tcW w:type="dxa" w:w="4759"/>
+            <w:shd w:val="clear" w:fill="F2F7F7"/>
           </w:tcPr>
           <w:p>
             <w:r>
@@ -643,7 +703,7 @@
       <w:tr>
         <w:tc>
           <w:tcPr>
-            <w:tcW w:type="dxa" w:w="4320"/>
+            <w:tcW w:type="dxa" w:w="4759"/>
           </w:tcPr>
           <w:p>
             <w:r>
@@ -661,7 +721,7 @@
         </w:tc>
         <w:tc>
           <w:tcPr>
-            <w:tcW w:type="dxa" w:w="4320"/>
+            <w:tcW w:type="dxa" w:w="4759"/>
           </w:tcPr>
           <w:p>
             <w:r>
@@ -681,7 +741,8 @@
       <w:tr>
         <w:tc>
           <w:tcPr>
-            <w:tcW w:type="dxa" w:w="4320"/>
+            <w:tcW w:type="dxa" w:w="4759"/>
+            <w:shd w:val="clear" w:fill="F2F7F7"/>
           </w:tcPr>
           <w:p>
             <w:r>
@@ -699,7 +760,8 @@
         </w:tc>
         <w:tc>
           <w:tcPr>
-            <w:tcW w:type="dxa" w:w="4320"/>
+            <w:tcW w:type="dxa" w:w="4759"/>
+            <w:shd w:val="clear" w:fill="F2F7F7"/>
           </w:tcPr>
           <w:p>
             <w:r>
@@ -719,7 +781,7 @@
       <w:tr>
         <w:tc>
           <w:tcPr>
-            <w:tcW w:type="dxa" w:w="4320"/>
+            <w:tcW w:type="dxa" w:w="4759"/>
           </w:tcPr>
           <w:p>
             <w:r>
@@ -737,7 +799,7 @@
         </w:tc>
         <w:tc>
           <w:tcPr>
-            <w:tcW w:type="dxa" w:w="4320"/>
+            <w:tcW w:type="dxa" w:w="4759"/>
           </w:tcPr>
           <w:p>
             <w:r>
@@ -757,7 +819,8 @@
       <w:tr>
         <w:tc>
           <w:tcPr>
-            <w:tcW w:type="dxa" w:w="4320"/>
+            <w:tcW w:type="dxa" w:w="4759"/>
+            <w:shd w:val="clear" w:fill="F2F7F7"/>
           </w:tcPr>
           <w:p>
             <w:r>
@@ -775,7 +838,8 @@
         </w:tc>
         <w:tc>
           <w:tcPr>
-            <w:tcW w:type="dxa" w:w="4320"/>
+            <w:tcW w:type="dxa" w:w="4759"/>
+            <w:shd w:val="clear" w:fill="F2F7F7"/>
           </w:tcPr>
           <w:p>
             <w:r>
@@ -795,7 +859,7 @@
       <w:tr>
         <w:tc>
           <w:tcPr>
-            <w:tcW w:type="dxa" w:w="4320"/>
+            <w:tcW w:type="dxa" w:w="4759"/>
           </w:tcPr>
           <w:p>
             <w:r>
@@ -813,7 +877,7 @@
         </w:tc>
         <w:tc>
           <w:tcPr>
-            <w:tcW w:type="dxa" w:w="4320"/>
+            <w:tcW w:type="dxa" w:w="4759"/>
           </w:tcPr>
           <w:p>
             <w:r>
@@ -833,7 +897,8 @@
       <w:tr>
         <w:tc>
           <w:tcPr>
-            <w:tcW w:type="dxa" w:w="4320"/>
+            <w:tcW w:type="dxa" w:w="4759"/>
+            <w:shd w:val="clear" w:fill="F2F7F7"/>
           </w:tcPr>
           <w:p>
             <w:r>
@@ -851,7 +916,8 @@
         </w:tc>
         <w:tc>
           <w:tcPr>
-            <w:tcW w:type="dxa" w:w="4320"/>
+            <w:tcW w:type="dxa" w:w="4759"/>
+            <w:shd w:val="clear" w:fill="F2F7F7"/>
           </w:tcPr>
           <w:p>
             <w:r>
@@ -871,7 +937,7 @@
       <w:tr>
         <w:tc>
           <w:tcPr>
-            <w:tcW w:type="dxa" w:w="4320"/>
+            <w:tcW w:type="dxa" w:w="4759"/>
           </w:tcPr>
           <w:p>
             <w:r>
@@ -889,7 +955,7 @@
         </w:tc>
         <w:tc>
           <w:tcPr>
-            <w:tcW w:type="dxa" w:w="4320"/>
+            <w:tcW w:type="dxa" w:w="4759"/>
           </w:tcPr>
           <w:p>
             <w:r>
@@ -916,10 +982,15 @@
     <w:p>
       <w:pPr>
         <w:pStyle w:val="Heading2"/>
+        <w:pageBreakBefore/>
+        <w:spacing w:before="320" w:after="120"/>
       </w:pPr>
       <w:r>
         <w:rPr>
-          <w:color w:val="1F2937"/>
+          <w:rFonts w:ascii="Calibri" w:hAnsi="Calibri"/>
+          <w:b/>
+          <w:color w:val="008490"/>
+          <w:sz w:val="31"/>
         </w:rPr>
         <w:t>3. Environments and configuration</w:t>
       </w:r>
@@ -927,10 +998,14 @@
     <w:p>
       <w:pPr>
         <w:pStyle w:val="Heading3"/>
+        <w:spacing w:before="240" w:after="80"/>
       </w:pPr>
       <w:r>
         <w:rPr>
+          <w:rFonts w:ascii="Calibri" w:hAnsi="Calibri"/>
+          <w:b/>
           <w:color w:val="1F2937"/>
+          <w:sz w:val="25"/>
         </w:rPr>
         <w:t>3.1 Environment variables</w:t>
       </w:r>
@@ -948,25 +1023,28 @@
         <w:tblLook w:firstColumn="1" w:firstRow="1" w:lastColumn="0" w:lastRow="0" w:noHBand="0" w:noVBand="1" w:val="04A0"/>
       </w:tblPr>
       <w:tblGrid>
-        <w:gridCol w:w="2880"/>
-        <w:gridCol w:w="2880"/>
-        <w:gridCol w:w="2880"/>
+        <w:gridCol w:w="3173"/>
+        <w:gridCol w:w="3173"/>
+        <w:gridCol w:w="3173"/>
       </w:tblGrid>
       <w:tr>
         <w:tc>
           <w:tcPr>
-            <w:tcW w:type="dxa" w:w="2880"/>
+            <w:tcW w:type="dxa" w:w="3173"/>
+            <w:shd w:val="clear" w:fill="008490"/>
           </w:tcPr>
           <w:p>
             <w:r>
               <w:rPr>
                 <w:b/>
+                <w:color w:val="FFFFFF"/>
                 <w:sz w:val="19"/>
               </w:rPr>
             </w:r>
             <w:r>
               <w:rPr>
                 <w:b/>
+                <w:color w:val="FFFFFF"/>
                 <w:sz w:val="19"/>
               </w:rPr>
               <w:t>Variable</w:t>
@@ -975,18 +1053,21 @@
         </w:tc>
         <w:tc>
           <w:tcPr>
-            <w:tcW w:type="dxa" w:w="2880"/>
+            <w:tcW w:type="dxa" w:w="3173"/>
+            <w:shd w:val="clear" w:fill="008490"/>
           </w:tcPr>
           <w:p>
             <w:r>
               <w:rPr>
                 <w:b/>
+                <w:color w:val="FFFFFF"/>
                 <w:sz w:val="19"/>
               </w:rPr>
             </w:r>
             <w:r>
               <w:rPr>
                 <w:b/>
+                <w:color w:val="FFFFFF"/>
                 <w:sz w:val="19"/>
               </w:rPr>
               <w:t>Required</w:t>
@@ -995,18 +1076,21 @@
         </w:tc>
         <w:tc>
           <w:tcPr>
-            <w:tcW w:type="dxa" w:w="2880"/>
+            <w:tcW w:type="dxa" w:w="3173"/>
+            <w:shd w:val="clear" w:fill="008490"/>
           </w:tcPr>
           <w:p>
             <w:r>
               <w:rPr>
                 <w:b/>
+                <w:color w:val="FFFFFF"/>
                 <w:sz w:val="19"/>
               </w:rPr>
             </w:r>
             <w:r>
               <w:rPr>
                 <w:b/>
+                <w:color w:val="FFFFFF"/>
                 <w:sz w:val="19"/>
               </w:rPr>
               <w:t>Purpose</w:t>
@@ -1017,7 +1101,7 @@
       <w:tr>
         <w:tc>
           <w:tcPr>
-            <w:tcW w:type="dxa" w:w="2880"/>
+            <w:tcW w:type="dxa" w:w="3173"/>
           </w:tcPr>
           <w:p>
             <w:r>
@@ -1035,7 +1119,7 @@
         </w:tc>
         <w:tc>
           <w:tcPr>
-            <w:tcW w:type="dxa" w:w="2880"/>
+            <w:tcW w:type="dxa" w:w="3173"/>
           </w:tcPr>
           <w:p>
             <w:r>
@@ -1053,7 +1137,7 @@
         </w:tc>
         <w:tc>
           <w:tcPr>
-            <w:tcW w:type="dxa" w:w="2880"/>
+            <w:tcW w:type="dxa" w:w="3173"/>
           </w:tcPr>
           <w:p>
             <w:r>
@@ -1073,7 +1157,8 @@
       <w:tr>
         <w:tc>
           <w:tcPr>
-            <w:tcW w:type="dxa" w:w="2880"/>
+            <w:tcW w:type="dxa" w:w="3173"/>
+            <w:shd w:val="clear" w:fill="F2F7F7"/>
           </w:tcPr>
           <w:p>
             <w:r>
@@ -1091,7 +1176,8 @@
         </w:tc>
         <w:tc>
           <w:tcPr>
-            <w:tcW w:type="dxa" w:w="2880"/>
+            <w:tcW w:type="dxa" w:w="3173"/>
+            <w:shd w:val="clear" w:fill="F2F7F7"/>
           </w:tcPr>
           <w:p>
             <w:r>
@@ -1109,7 +1195,8 @@
         </w:tc>
         <w:tc>
           <w:tcPr>
-            <w:tcW w:type="dxa" w:w="2880"/>
+            <w:tcW w:type="dxa" w:w="3173"/>
+            <w:shd w:val="clear" w:fill="F2F7F7"/>
           </w:tcPr>
           <w:p>
             <w:r>
@@ -1129,7 +1216,7 @@
       <w:tr>
         <w:tc>
           <w:tcPr>
-            <w:tcW w:type="dxa" w:w="2880"/>
+            <w:tcW w:type="dxa" w:w="3173"/>
           </w:tcPr>
           <w:p>
             <w:r>
@@ -1147,7 +1234,7 @@
         </w:tc>
         <w:tc>
           <w:tcPr>
-            <w:tcW w:type="dxa" w:w="2880"/>
+            <w:tcW w:type="dxa" w:w="3173"/>
           </w:tcPr>
           <w:p>
             <w:r>
@@ -1165,7 +1252,7 @@
         </w:tc>
         <w:tc>
           <w:tcPr>
-            <w:tcW w:type="dxa" w:w="2880"/>
+            <w:tcW w:type="dxa" w:w="3173"/>
           </w:tcPr>
           <w:p>
             <w:r>
@@ -1185,7 +1272,8 @@
       <w:tr>
         <w:tc>
           <w:tcPr>
-            <w:tcW w:type="dxa" w:w="2880"/>
+            <w:tcW w:type="dxa" w:w="3173"/>
+            <w:shd w:val="clear" w:fill="F2F7F7"/>
           </w:tcPr>
           <w:p>
             <w:r>
@@ -1203,7 +1291,8 @@
         </w:tc>
         <w:tc>
           <w:tcPr>
-            <w:tcW w:type="dxa" w:w="2880"/>
+            <w:tcW w:type="dxa" w:w="3173"/>
+            <w:shd w:val="clear" w:fill="F2F7F7"/>
           </w:tcPr>
           <w:p>
             <w:r>
@@ -1221,7 +1310,8 @@
         </w:tc>
         <w:tc>
           <w:tcPr>
-            <w:tcW w:type="dxa" w:w="2880"/>
+            <w:tcW w:type="dxa" w:w="3173"/>
+            <w:shd w:val="clear" w:fill="F2F7F7"/>
           </w:tcPr>
           <w:p>
             <w:r>
@@ -1241,7 +1331,7 @@
       <w:tr>
         <w:tc>
           <w:tcPr>
-            <w:tcW w:type="dxa" w:w="2880"/>
+            <w:tcW w:type="dxa" w:w="3173"/>
           </w:tcPr>
           <w:p>
             <w:r>
@@ -1259,7 +1349,7 @@
         </w:tc>
         <w:tc>
           <w:tcPr>
-            <w:tcW w:type="dxa" w:w="2880"/>
+            <w:tcW w:type="dxa" w:w="3173"/>
           </w:tcPr>
           <w:p>
             <w:r>
@@ -1277,7 +1367,7 @@
         </w:tc>
         <w:tc>
           <w:tcPr>
-            <w:tcW w:type="dxa" w:w="2880"/>
+            <w:tcW w:type="dxa" w:w="3173"/>
           </w:tcPr>
           <w:p>
             <w:r>
@@ -1297,7 +1387,8 @@
       <w:tr>
         <w:tc>
           <w:tcPr>
-            <w:tcW w:type="dxa" w:w="2880"/>
+            <w:tcW w:type="dxa" w:w="3173"/>
+            <w:shd w:val="clear" w:fill="F2F7F7"/>
           </w:tcPr>
           <w:p>
             <w:r>
@@ -1315,7 +1406,8 @@
         </w:tc>
         <w:tc>
           <w:tcPr>
-            <w:tcW w:type="dxa" w:w="2880"/>
+            <w:tcW w:type="dxa" w:w="3173"/>
+            <w:shd w:val="clear" w:fill="F2F7F7"/>
           </w:tcPr>
           <w:p>
             <w:r>
@@ -1333,7 +1425,8 @@
         </w:tc>
         <w:tc>
           <w:tcPr>
-            <w:tcW w:type="dxa" w:w="2880"/>
+            <w:tcW w:type="dxa" w:w="3173"/>
+            <w:shd w:val="clear" w:fill="F2F7F7"/>
           </w:tcPr>
           <w:p>
             <w:r>
@@ -1353,7 +1446,7 @@
       <w:tr>
         <w:tc>
           <w:tcPr>
-            <w:tcW w:type="dxa" w:w="2880"/>
+            <w:tcW w:type="dxa" w:w="3173"/>
           </w:tcPr>
           <w:p>
             <w:r>
@@ -1371,7 +1464,7 @@
         </w:tc>
         <w:tc>
           <w:tcPr>
-            <w:tcW w:type="dxa" w:w="2880"/>
+            <w:tcW w:type="dxa" w:w="3173"/>
           </w:tcPr>
           <w:p>
             <w:r>
@@ -1389,7 +1482,7 @@
         </w:tc>
         <w:tc>
           <w:tcPr>
-            <w:tcW w:type="dxa" w:w="2880"/>
+            <w:tcW w:type="dxa" w:w="3173"/>
           </w:tcPr>
           <w:p>
             <w:r>
@@ -1409,7 +1502,8 @@
       <w:tr>
         <w:tc>
           <w:tcPr>
-            <w:tcW w:type="dxa" w:w="2880"/>
+            <w:tcW w:type="dxa" w:w="3173"/>
+            <w:shd w:val="clear" w:fill="F2F7F7"/>
           </w:tcPr>
           <w:p>
             <w:r>
@@ -1427,7 +1521,8 @@
         </w:tc>
         <w:tc>
           <w:tcPr>
-            <w:tcW w:type="dxa" w:w="2880"/>
+            <w:tcW w:type="dxa" w:w="3173"/>
+            <w:shd w:val="clear" w:fill="F2F7F7"/>
           </w:tcPr>
           <w:p>
             <w:r>
@@ -1445,7 +1540,8 @@
         </w:tc>
         <w:tc>
           <w:tcPr>
-            <w:tcW w:type="dxa" w:w="2880"/>
+            <w:tcW w:type="dxa" w:w="3173"/>
+            <w:shd w:val="clear" w:fill="F2F7F7"/>
           </w:tcPr>
           <w:p>
             <w:r>
@@ -1477,10 +1573,14 @@
     <w:p>
       <w:pPr>
         <w:pStyle w:val="Heading3"/>
+        <w:spacing w:before="240" w:after="80"/>
       </w:pPr>
       <w:r>
         <w:rPr>
+          <w:rFonts w:ascii="Calibri" w:hAnsi="Calibri"/>
+          <w:b/>
           <w:color w:val="1F2937"/>
+          <w:sz w:val="25"/>
         </w:rPr>
         <w:t>3.2 Configuration files</w:t>
       </w:r>
@@ -1520,10 +1620,15 @@
     <w:p>
       <w:pPr>
         <w:pStyle w:val="Heading2"/>
+        <w:pageBreakBefore/>
+        <w:spacing w:before="320" w:after="120"/>
       </w:pPr>
       <w:r>
         <w:rPr>
-          <w:color w:val="1F2937"/>
+          <w:rFonts w:ascii="Calibri" w:hAnsi="Calibri"/>
+          <w:b/>
+          <w:color w:val="008490"/>
+          <w:sz w:val="31"/>
         </w:rPr>
         <w:t>4. Local development</w:t>
       </w:r>
@@ -1531,10 +1636,14 @@
     <w:p>
       <w:pPr>
         <w:pStyle w:val="Heading3"/>
+        <w:spacing w:before="240" w:after="80"/>
       </w:pPr>
       <w:r>
         <w:rPr>
+          <w:rFonts w:ascii="Calibri" w:hAnsi="Calibri"/>
+          <w:b/>
           <w:color w:val="1F2937"/>
+          <w:sz w:val="25"/>
         </w:rPr>
         <w:t>4.1 Prerequisites</w:t>
       </w:r>
@@ -1566,10 +1675,14 @@
     <w:p>
       <w:pPr>
         <w:pStyle w:val="Heading3"/>
+        <w:spacing w:before="240" w:after="80"/>
       </w:pPr>
       <w:r>
         <w:rPr>
+          <w:rFonts w:ascii="Calibri" w:hAnsi="Calibri"/>
+          <w:b/>
           <w:color w:val="1F2937"/>
+          <w:sz w:val="25"/>
         </w:rPr>
         <w:t>4.2 Install and run</w:t>
       </w:r>
@@ -1611,10 +1724,14 @@
     <w:p>
       <w:pPr>
         <w:pStyle w:val="Heading3"/>
+        <w:spacing w:before="240" w:after="80"/>
       </w:pPr>
       <w:r>
         <w:rPr>
+          <w:rFonts w:ascii="Calibri" w:hAnsi="Calibri"/>
+          <w:b/>
           <w:color w:val="1F2937"/>
+          <w:sz w:val="25"/>
         </w:rPr>
         <w:t>4.3 Quality checks</w:t>
       </w:r>
@@ -1632,24 +1749,27 @@
         <w:tblLook w:firstColumn="1" w:firstRow="1" w:lastColumn="0" w:lastRow="0" w:noHBand="0" w:noVBand="1" w:val="04A0"/>
       </w:tblPr>
       <w:tblGrid>
-        <w:gridCol w:w="4320"/>
-        <w:gridCol w:w="4320"/>
+        <w:gridCol w:w="4759"/>
+        <w:gridCol w:w="4759"/>
       </w:tblGrid>
       <w:tr>
         <w:tc>
           <w:tcPr>
-            <w:tcW w:type="dxa" w:w="4320"/>
+            <w:tcW w:type="dxa" w:w="4759"/>
+            <w:shd w:val="clear" w:fill="008490"/>
           </w:tcPr>
           <w:p>
             <w:r>
               <w:rPr>
                 <w:b/>
+                <w:color w:val="FFFFFF"/>
                 <w:sz w:val="19"/>
               </w:rPr>
             </w:r>
             <w:r>
               <w:rPr>
                 <w:b/>
+                <w:color w:val="FFFFFF"/>
                 <w:sz w:val="19"/>
               </w:rPr>
               <w:t>Command</w:t>
@@ -1658,18 +1778,21 @@
         </w:tc>
         <w:tc>
           <w:tcPr>
-            <w:tcW w:type="dxa" w:w="4320"/>
+            <w:tcW w:type="dxa" w:w="4759"/>
+            <w:shd w:val="clear" w:fill="008490"/>
           </w:tcPr>
           <w:p>
             <w:r>
               <w:rPr>
                 <w:b/>
+                <w:color w:val="FFFFFF"/>
                 <w:sz w:val="19"/>
               </w:rPr>
             </w:r>
             <w:r>
               <w:rPr>
                 <w:b/>
+                <w:color w:val="FFFFFF"/>
                 <w:sz w:val="19"/>
               </w:rPr>
               <w:t>What it does</w:t>
@@ -1680,7 +1803,7 @@
       <w:tr>
         <w:tc>
           <w:tcPr>
-            <w:tcW w:type="dxa" w:w="4320"/>
+            <w:tcW w:type="dxa" w:w="4759"/>
           </w:tcPr>
           <w:p>
             <w:r>
@@ -1698,7 +1821,7 @@
         </w:tc>
         <w:tc>
           <w:tcPr>
-            <w:tcW w:type="dxa" w:w="4320"/>
+            <w:tcW w:type="dxa" w:w="4759"/>
           </w:tcPr>
           <w:p>
             <w:r>
@@ -1718,7 +1841,8 @@
       <w:tr>
         <w:tc>
           <w:tcPr>
-            <w:tcW w:type="dxa" w:w="4320"/>
+            <w:tcW w:type="dxa" w:w="4759"/>
+            <w:shd w:val="clear" w:fill="F2F7F7"/>
           </w:tcPr>
           <w:p>
             <w:r>
@@ -1736,7 +1860,8 @@
         </w:tc>
         <w:tc>
           <w:tcPr>
-            <w:tcW w:type="dxa" w:w="4320"/>
+            <w:tcW w:type="dxa" w:w="4759"/>
+            <w:shd w:val="clear" w:fill="F2F7F7"/>
           </w:tcPr>
           <w:p>
             <w:r>
@@ -1756,7 +1881,7 @@
       <w:tr>
         <w:tc>
           <w:tcPr>
-            <w:tcW w:type="dxa" w:w="4320"/>
+            <w:tcW w:type="dxa" w:w="4759"/>
           </w:tcPr>
           <w:p>
             <w:r>
@@ -1774,7 +1899,7 @@
         </w:tc>
         <w:tc>
           <w:tcPr>
-            <w:tcW w:type="dxa" w:w="4320"/>
+            <w:tcW w:type="dxa" w:w="4759"/>
           </w:tcPr>
           <w:p>
             <w:r>
@@ -1794,7 +1919,8 @@
       <w:tr>
         <w:tc>
           <w:tcPr>
-            <w:tcW w:type="dxa" w:w="4320"/>
+            <w:tcW w:type="dxa" w:w="4759"/>
+            <w:shd w:val="clear" w:fill="F2F7F7"/>
           </w:tcPr>
           <w:p>
             <w:r>
@@ -1812,7 +1938,8 @@
         </w:tc>
         <w:tc>
           <w:tcPr>
-            <w:tcW w:type="dxa" w:w="4320"/>
+            <w:tcW w:type="dxa" w:w="4759"/>
+            <w:shd w:val="clear" w:fill="F2F7F7"/>
           </w:tcPr>
           <w:p>
             <w:r>
@@ -1834,10 +1961,14 @@
     <w:p>
       <w:pPr>
         <w:pStyle w:val="Heading3"/>
+        <w:spacing w:before="240" w:after="80"/>
       </w:pPr>
       <w:r>
         <w:rPr>
+          <w:rFonts w:ascii="Calibri" w:hAnsi="Calibri"/>
+          <w:b/>
           <w:color w:val="1F2937"/>
+          <w:sz w:val="25"/>
         </w:rPr>
         <w:t>4.4 Optional local Supabase stack</w:t>
       </w:r>
@@ -1850,10 +1981,15 @@
     <w:p>
       <w:pPr>
         <w:pStyle w:val="Heading2"/>
+        <w:pageBreakBefore/>
+        <w:spacing w:before="320" w:after="120"/>
       </w:pPr>
       <w:r>
         <w:rPr>
-          <w:color w:val="1F2937"/>
+          <w:rFonts w:ascii="Calibri" w:hAnsi="Calibri"/>
+          <w:b/>
+          <w:color w:val="008490"/>
+          <w:sz w:val="31"/>
         </w:rPr>
         <w:t>5. Authentication</w:t>
       </w:r>
@@ -1861,10 +1997,14 @@
     <w:p>
       <w:pPr>
         <w:pStyle w:val="Heading3"/>
+        <w:spacing w:before="240" w:after="80"/>
       </w:pPr>
       <w:r>
         <w:rPr>
+          <w:rFonts w:ascii="Calibri" w:hAnsi="Calibri"/>
+          <w:b/>
           <w:color w:val="1F2937"/>
+          <w:sz w:val="25"/>
         </w:rPr>
         <w:t>5.1 How sign-in works</w:t>
       </w:r>
@@ -1877,10 +2017,14 @@
     <w:p>
       <w:pPr>
         <w:pStyle w:val="Heading3"/>
+        <w:spacing w:before="240" w:after="80"/>
       </w:pPr>
       <w:r>
         <w:rPr>
+          <w:rFonts w:ascii="Calibri" w:hAnsi="Calibri"/>
+          <w:b/>
           <w:color w:val="1F2937"/>
+          <w:sz w:val="25"/>
         </w:rPr>
         <w:t>5.2 Session expiry position</w:t>
       </w:r>
@@ -1892,9 +2036,18 @@
     </w:p>
     <w:p>
       <w:pPr>
-        <w:pStyle w:val="IntenseQuote"/>
+        <w:spacing w:before="80" w:after="200"/>
+        <w:ind w:left="280"/>
+        <w:pBdr>
+          <w:left w:val="single" w:sz="12" w:space="8" w:color="008490"/>
+        </w:pBdr>
       </w:pPr>
       <w:r>
+        <w:rPr>
+          <w:i/>
+          <w:color w:val="6B7280"/>
+          <w:sz w:val="21"/>
+        </w:rPr>
         <w:t>"With no timebox or inactivity timeout, a signed-in user's session persists indefinitely, comfortably exceeding 60 days, refreshed automatically in the background whenever they use the platform. Signing out, changing password, or an administrator revoking sessions ends access immediately."</w:t>
       </w:r>
     </w:p>
@@ -1911,25 +2064,28 @@
         <w:tblLook w:firstColumn="1" w:firstRow="1" w:lastColumn="0" w:lastRow="0" w:noHBand="0" w:noVBand="1" w:val="04A0"/>
       </w:tblPr>
       <w:tblGrid>
-        <w:gridCol w:w="2880"/>
-        <w:gridCol w:w="2880"/>
-        <w:gridCol w:w="2880"/>
+        <w:gridCol w:w="3173"/>
+        <w:gridCol w:w="3173"/>
+        <w:gridCol w:w="3173"/>
       </w:tblGrid>
       <w:tr>
         <w:tc>
           <w:tcPr>
-            <w:tcW w:type="dxa" w:w="2880"/>
+            <w:tcW w:type="dxa" w:w="3173"/>
+            <w:shd w:val="clear" w:fill="008490"/>
           </w:tcPr>
           <w:p>
             <w:r>
               <w:rPr>
                 <w:b/>
+                <w:color w:val="FFFFFF"/>
                 <w:sz w:val="19"/>
               </w:rPr>
             </w:r>
             <w:r>
               <w:rPr>
                 <w:b/>
+                <w:color w:val="FFFFFF"/>
                 <w:sz w:val="19"/>
               </w:rPr>
               <w:t>Setting</w:t>
@@ -1938,18 +2094,21 @@
         </w:tc>
         <w:tc>
           <w:tcPr>
-            <w:tcW w:type="dxa" w:w="2880"/>
+            <w:tcW w:type="dxa" w:w="3173"/>
+            <w:shd w:val="clear" w:fill="008490"/>
           </w:tcPr>
           <w:p>
             <w:r>
               <w:rPr>
                 <w:b/>
+                <w:color w:val="FFFFFF"/>
                 <w:sz w:val="19"/>
               </w:rPr>
             </w:r>
             <w:r>
               <w:rPr>
                 <w:b/>
+                <w:color w:val="FFFFFF"/>
                 <w:sz w:val="19"/>
               </w:rPr>
               <w:t>Value</w:t>
@@ -1958,18 +2117,21 @@
         </w:tc>
         <w:tc>
           <w:tcPr>
-            <w:tcW w:type="dxa" w:w="2880"/>
+            <w:tcW w:type="dxa" w:w="3173"/>
+            <w:shd w:val="clear" w:fill="008490"/>
           </w:tcPr>
           <w:p>
             <w:r>
               <w:rPr>
                 <w:b/>
+                <w:color w:val="FFFFFF"/>
                 <w:sz w:val="19"/>
               </w:rPr>
             </w:r>
             <w:r>
               <w:rPr>
                 <w:b/>
+                <w:color w:val="FFFFFF"/>
                 <w:sz w:val="19"/>
               </w:rPr>
               <w:t>Effect</w:t>
@@ -1980,7 +2142,7 @@
       <w:tr>
         <w:tc>
           <w:tcPr>
-            <w:tcW w:type="dxa" w:w="2880"/>
+            <w:tcW w:type="dxa" w:w="3173"/>
           </w:tcPr>
           <w:p>
             <w:r>
@@ -1998,7 +2160,7 @@
         </w:tc>
         <w:tc>
           <w:tcPr>
-            <w:tcW w:type="dxa" w:w="2880"/>
+            <w:tcW w:type="dxa" w:w="3173"/>
           </w:tcPr>
           <w:p>
             <w:r>
@@ -2016,7 +2178,7 @@
         </w:tc>
         <w:tc>
           <w:tcPr>
-            <w:tcW w:type="dxa" w:w="2880"/>
+            <w:tcW w:type="dxa" w:w="3173"/>
           </w:tcPr>
           <w:p>
             <w:r>
@@ -2036,7 +2198,8 @@
       <w:tr>
         <w:tc>
           <w:tcPr>
-            <w:tcW w:type="dxa" w:w="2880"/>
+            <w:tcW w:type="dxa" w:w="3173"/>
+            <w:shd w:val="clear" w:fill="F2F7F7"/>
           </w:tcPr>
           <w:p>
             <w:r>
@@ -2054,7 +2217,8 @@
         </w:tc>
         <w:tc>
           <w:tcPr>
-            <w:tcW w:type="dxa" w:w="2880"/>
+            <w:tcW w:type="dxa" w:w="3173"/>
+            <w:shd w:val="clear" w:fill="F2F7F7"/>
           </w:tcPr>
           <w:p>
             <w:r>
@@ -2072,7 +2236,8 @@
         </w:tc>
         <w:tc>
           <w:tcPr>
-            <w:tcW w:type="dxa" w:w="2880"/>
+            <w:tcW w:type="dxa" w:w="3173"/>
+            <w:shd w:val="clear" w:fill="F2F7F7"/>
           </w:tcPr>
           <w:p>
             <w:r>
@@ -2092,7 +2257,7 @@
       <w:tr>
         <w:tc>
           <w:tcPr>
-            <w:tcW w:type="dxa" w:w="2880"/>
+            <w:tcW w:type="dxa" w:w="3173"/>
           </w:tcPr>
           <w:p>
             <w:r>
@@ -2110,7 +2275,7 @@
         </w:tc>
         <w:tc>
           <w:tcPr>
-            <w:tcW w:type="dxa" w:w="2880"/>
+            <w:tcW w:type="dxa" w:w="3173"/>
           </w:tcPr>
           <w:p>
             <w:r>
@@ -2128,7 +2293,7 @@
         </w:tc>
         <w:tc>
           <w:tcPr>
-            <w:tcW w:type="dxa" w:w="2880"/>
+            <w:tcW w:type="dxa" w:w="3173"/>
           </w:tcPr>
           <w:p>
             <w:r>
@@ -2148,7 +2313,8 @@
       <w:tr>
         <w:tc>
           <w:tcPr>
-            <w:tcW w:type="dxa" w:w="2880"/>
+            <w:tcW w:type="dxa" w:w="3173"/>
+            <w:shd w:val="clear" w:fill="F2F7F7"/>
           </w:tcPr>
           <w:p>
             <w:r>
@@ -2166,7 +2332,8 @@
         </w:tc>
         <w:tc>
           <w:tcPr>
-            <w:tcW w:type="dxa" w:w="2880"/>
+            <w:tcW w:type="dxa" w:w="3173"/>
+            <w:shd w:val="clear" w:fill="F2F7F7"/>
           </w:tcPr>
           <w:p>
             <w:r>
@@ -2184,7 +2351,8 @@
         </w:tc>
         <w:tc>
           <w:tcPr>
-            <w:tcW w:type="dxa" w:w="2880"/>
+            <w:tcW w:type="dxa" w:w="3173"/>
+            <w:shd w:val="clear" w:fill="F2F7F7"/>
           </w:tcPr>
           <w:p>
             <w:r>
@@ -2204,7 +2372,7 @@
       <w:tr>
         <w:tc>
           <w:tcPr>
-            <w:tcW w:type="dxa" w:w="2880"/>
+            <w:tcW w:type="dxa" w:w="3173"/>
           </w:tcPr>
           <w:p>
             <w:r>
@@ -2222,7 +2390,7 @@
         </w:tc>
         <w:tc>
           <w:tcPr>
-            <w:tcW w:type="dxa" w:w="2880"/>
+            <w:tcW w:type="dxa" w:w="3173"/>
           </w:tcPr>
           <w:p>
             <w:r>
@@ -2240,7 +2408,7 @@
         </w:tc>
         <w:tc>
           <w:tcPr>
-            <w:tcW w:type="dxa" w:w="2880"/>
+            <w:tcW w:type="dxa" w:w="3173"/>
           </w:tcPr>
           <w:p>
             <w:r>
@@ -2262,10 +2430,14 @@
     <w:p>
       <w:pPr>
         <w:pStyle w:val="Heading3"/>
+        <w:spacing w:before="240" w:after="80"/>
       </w:pPr>
       <w:r>
         <w:rPr>
+          <w:rFonts w:ascii="Calibri" w:hAnsi="Calibri"/>
+          <w:b/>
           <w:color w:val="1F2937"/>
+          <w:sz w:val="25"/>
         </w:rPr>
         <w:t>5.3 Where these settings live</w:t>
       </w:r>
@@ -2294,10 +2466,15 @@
     <w:p>
       <w:pPr>
         <w:pStyle w:val="Heading2"/>
+        <w:pageBreakBefore/>
+        <w:spacing w:before="320" w:after="120"/>
       </w:pPr>
       <w:r>
         <w:rPr>
-          <w:color w:val="1F2937"/>
+          <w:rFonts w:ascii="Calibri" w:hAnsi="Calibri"/>
+          <w:b/>
+          <w:color w:val="008490"/>
+          <w:sz w:val="31"/>
         </w:rPr>
         <w:t>6. Authorization model</w:t>
       </w:r>
@@ -2310,10 +2487,14 @@
     <w:p>
       <w:pPr>
         <w:pStyle w:val="Heading3"/>
+        <w:spacing w:before="240" w:after="80"/>
       </w:pPr>
       <w:r>
         <w:rPr>
+          <w:rFonts w:ascii="Calibri" w:hAnsi="Calibri"/>
+          <w:b/>
           <w:color w:val="1F2937"/>
+          <w:sz w:val="25"/>
         </w:rPr>
         <w:t>6.1 Roles</w:t>
       </w:r>
@@ -2347,10 +2528,14 @@
     <w:p>
       <w:pPr>
         <w:pStyle w:val="Heading3"/>
+        <w:spacing w:before="240" w:after="80"/>
       </w:pPr>
       <w:r>
         <w:rPr>
+          <w:rFonts w:ascii="Calibri" w:hAnsi="Calibri"/>
+          <w:b/>
           <w:color w:val="1F2937"/>
+          <w:sz w:val="25"/>
         </w:rPr>
         <w:t>6.2 Feature permissions</w:t>
       </w:r>
@@ -2418,10 +2603,14 @@
     <w:p>
       <w:pPr>
         <w:pStyle w:val="Heading3"/>
+        <w:spacing w:before="240" w:after="80"/>
       </w:pPr>
       <w:r>
         <w:rPr>
+          <w:rFonts w:ascii="Calibri" w:hAnsi="Calibri"/>
+          <w:b/>
           <w:color w:val="1F2937"/>
+          <w:sz w:val="25"/>
         </w:rPr>
         <w:t>6.3 Maintenance mode</w:t>
       </w:r>
@@ -2434,10 +2623,15 @@
     <w:p>
       <w:pPr>
         <w:pStyle w:val="Heading2"/>
+        <w:pageBreakBefore/>
+        <w:spacing w:before="320" w:after="120"/>
       </w:pPr>
       <w:r>
         <w:rPr>
-          <w:color w:val="1F2937"/>
+          <w:rFonts w:ascii="Calibri" w:hAnsi="Calibri"/>
+          <w:b/>
+          <w:color w:val="008490"/>
+          <w:sz w:val="31"/>
         </w:rPr>
         <w:t>7. Database</w:t>
       </w:r>
@@ -2445,10 +2639,14 @@
     <w:p>
       <w:pPr>
         <w:pStyle w:val="Heading3"/>
+        <w:spacing w:before="240" w:after="80"/>
       </w:pPr>
       <w:r>
         <w:rPr>
+          <w:rFonts w:ascii="Calibri" w:hAnsi="Calibri"/>
+          <w:b/>
           <w:color w:val="1F2937"/>
+          <w:sz w:val="25"/>
         </w:rPr>
         <w:t>7.1 Schema and ORM</w:t>
       </w:r>
@@ -2461,10 +2659,14 @@
     <w:p>
       <w:pPr>
         <w:pStyle w:val="Heading3"/>
+        <w:spacing w:before="240" w:after="80"/>
       </w:pPr>
       <w:r>
         <w:rPr>
+          <w:rFonts w:ascii="Calibri" w:hAnsi="Calibri"/>
+          <w:b/>
           <w:color w:val="1F2937"/>
+          <w:sz w:val="25"/>
         </w:rPr>
         <w:t>7.2 Migrations workflow</w:t>
       </w:r>
@@ -2519,10 +2721,14 @@
     <w:p>
       <w:pPr>
         <w:pStyle w:val="Heading3"/>
+        <w:spacing w:before="240" w:after="80"/>
       </w:pPr>
       <w:r>
         <w:rPr>
+          <w:rFonts w:ascii="Calibri" w:hAnsi="Calibri"/>
+          <w:b/>
           <w:color w:val="1F2937"/>
+          <w:sz w:val="25"/>
         </w:rPr>
         <w:t>7.3 Row Level Security posture</w:t>
       </w:r>
@@ -2559,10 +2765,15 @@
     <w:p>
       <w:pPr>
         <w:pStyle w:val="Heading2"/>
+        <w:pageBreakBefore/>
+        <w:spacing w:before="320" w:after="120"/>
       </w:pPr>
       <w:r>
         <w:rPr>
-          <w:color w:val="1F2937"/>
+          <w:rFonts w:ascii="Calibri" w:hAnsi="Calibri"/>
+          <w:b/>
+          <w:color w:val="008490"/>
+          <w:sz w:val="31"/>
         </w:rPr>
         <w:t>8. Deployment</w:t>
       </w:r>
@@ -2612,10 +2823,15 @@
     <w:p>
       <w:pPr>
         <w:pStyle w:val="Heading2"/>
+        <w:pageBreakBefore/>
+        <w:spacing w:before="320" w:after="120"/>
       </w:pPr>
       <w:r>
         <w:rPr>
-          <w:color w:val="1F2937"/>
+          <w:rFonts w:ascii="Calibri" w:hAnsi="Calibri"/>
+          <w:b/>
+          <w:color w:val="008490"/>
+          <w:sz w:val="31"/>
         </w:rPr>
         <w:t>9. Storage</w:t>
       </w:r>
@@ -2633,25 +2849,28 @@
         <w:tblLook w:firstColumn="1" w:firstRow="1" w:lastColumn="0" w:lastRow="0" w:noHBand="0" w:noVBand="1" w:val="04A0"/>
       </w:tblPr>
       <w:tblGrid>
-        <w:gridCol w:w="2880"/>
-        <w:gridCol w:w="2880"/>
-        <w:gridCol w:w="2880"/>
+        <w:gridCol w:w="3173"/>
+        <w:gridCol w:w="3173"/>
+        <w:gridCol w:w="3173"/>
       </w:tblGrid>
       <w:tr>
         <w:tc>
           <w:tcPr>
-            <w:tcW w:type="dxa" w:w="2880"/>
+            <w:tcW w:type="dxa" w:w="3173"/>
+            <w:shd w:val="clear" w:fill="008490"/>
           </w:tcPr>
           <w:p>
             <w:r>
               <w:rPr>
                 <w:b/>
+                <w:color w:val="FFFFFF"/>
                 <w:sz w:val="19"/>
               </w:rPr>
             </w:r>
             <w:r>
               <w:rPr>
                 <w:b/>
+                <w:color w:val="FFFFFF"/>
                 <w:sz w:val="19"/>
               </w:rPr>
               <w:t>Path prefix</w:t>
@@ -2660,18 +2879,21 @@
         </w:tc>
         <w:tc>
           <w:tcPr>
-            <w:tcW w:type="dxa" w:w="2880"/>
+            <w:tcW w:type="dxa" w:w="3173"/>
+            <w:shd w:val="clear" w:fill="008490"/>
           </w:tcPr>
           <w:p>
             <w:r>
               <w:rPr>
                 <w:b/>
+                <w:color w:val="FFFFFF"/>
                 <w:sz w:val="19"/>
               </w:rPr>
             </w:r>
             <w:r>
               <w:rPr>
                 <w:b/>
+                <w:color w:val="FFFFFF"/>
                 <w:sz w:val="19"/>
               </w:rPr>
               <w:t>Contents</w:t>
@@ -2680,18 +2902,21 @@
         </w:tc>
         <w:tc>
           <w:tcPr>
-            <w:tcW w:type="dxa" w:w="2880"/>
+            <w:tcW w:type="dxa" w:w="3173"/>
+            <w:shd w:val="clear" w:fill="008490"/>
           </w:tcPr>
           <w:p>
             <w:r>
               <w:rPr>
                 <w:b/>
+                <w:color w:val="FFFFFF"/>
                 <w:sz w:val="19"/>
               </w:rPr>
             </w:r>
             <w:r>
               <w:rPr>
                 <w:b/>
+                <w:color w:val="FFFFFF"/>
                 <w:sz w:val="19"/>
               </w:rPr>
               <w:t>Access pattern</w:t>
@@ -2702,7 +2927,7 @@
       <w:tr>
         <w:tc>
           <w:tcPr>
-            <w:tcW w:type="dxa" w:w="2880"/>
+            <w:tcW w:type="dxa" w:w="3173"/>
           </w:tcPr>
           <w:p>
             <w:r>
@@ -2720,7 +2945,7 @@
         </w:tc>
         <w:tc>
           <w:tcPr>
-            <w:tcW w:type="dxa" w:w="2880"/>
+            <w:tcW w:type="dxa" w:w="3173"/>
           </w:tcPr>
           <w:p>
             <w:r>
@@ -2738,7 +2963,7 @@
         </w:tc>
         <w:tc>
           <w:tcPr>
-            <w:tcW w:type="dxa" w:w="2880"/>
+            <w:tcW w:type="dxa" w:w="3173"/>
           </w:tcPr>
           <w:p>
             <w:r>
@@ -2758,7 +2983,8 @@
       <w:tr>
         <w:tc>
           <w:tcPr>
-            <w:tcW w:type="dxa" w:w="2880"/>
+            <w:tcW w:type="dxa" w:w="3173"/>
+            <w:shd w:val="clear" w:fill="F2F7F7"/>
           </w:tcPr>
           <w:p>
             <w:r>
@@ -2776,7 +3002,8 @@
         </w:tc>
         <w:tc>
           <w:tcPr>
-            <w:tcW w:type="dxa" w:w="2880"/>
+            <w:tcW w:type="dxa" w:w="3173"/>
+            <w:shd w:val="clear" w:fill="F2F7F7"/>
           </w:tcPr>
           <w:p>
             <w:r>
@@ -2794,7 +3021,8 @@
         </w:tc>
         <w:tc>
           <w:tcPr>
-            <w:tcW w:type="dxa" w:w="2880"/>
+            <w:tcW w:type="dxa" w:w="3173"/>
+            <w:shd w:val="clear" w:fill="F2F7F7"/>
           </w:tcPr>
           <w:p>
             <w:r>
@@ -2814,7 +3042,7 @@
       <w:tr>
         <w:tc>
           <w:tcPr>
-            <w:tcW w:type="dxa" w:w="2880"/>
+            <w:tcW w:type="dxa" w:w="3173"/>
           </w:tcPr>
           <w:p>
             <w:r>
@@ -2832,7 +3060,7 @@
         </w:tc>
         <w:tc>
           <w:tcPr>
-            <w:tcW w:type="dxa" w:w="2880"/>
+            <w:tcW w:type="dxa" w:w="3173"/>
           </w:tcPr>
           <w:p>
             <w:r>
@@ -2850,7 +3078,7 @@
         </w:tc>
         <w:tc>
           <w:tcPr>
-            <w:tcW w:type="dxa" w:w="2880"/>
+            <w:tcW w:type="dxa" w:w="3173"/>
           </w:tcPr>
           <w:p>
             <w:r>
@@ -2870,7 +3098,8 @@
       <w:tr>
         <w:tc>
           <w:tcPr>
-            <w:tcW w:type="dxa" w:w="2880"/>
+            <w:tcW w:type="dxa" w:w="3173"/>
+            <w:shd w:val="clear" w:fill="F2F7F7"/>
           </w:tcPr>
           <w:p>
             <w:r>
@@ -2888,7 +3117,8 @@
         </w:tc>
         <w:tc>
           <w:tcPr>
-            <w:tcW w:type="dxa" w:w="2880"/>
+            <w:tcW w:type="dxa" w:w="3173"/>
+            <w:shd w:val="clear" w:fill="F2F7F7"/>
           </w:tcPr>
           <w:p>
             <w:r>
@@ -2906,7 +3136,8 @@
         </w:tc>
         <w:tc>
           <w:tcPr>
-            <w:tcW w:type="dxa" w:w="2880"/>
+            <w:tcW w:type="dxa" w:w="3173"/>
+            <w:shd w:val="clear" w:fill="F2F7F7"/>
           </w:tcPr>
           <w:p>
             <w:r>
@@ -2926,7 +3157,7 @@
       <w:tr>
         <w:tc>
           <w:tcPr>
-            <w:tcW w:type="dxa" w:w="2880"/>
+            <w:tcW w:type="dxa" w:w="3173"/>
           </w:tcPr>
           <w:p>
             <w:r>
@@ -2944,7 +3175,7 @@
         </w:tc>
         <w:tc>
           <w:tcPr>
-            <w:tcW w:type="dxa" w:w="2880"/>
+            <w:tcW w:type="dxa" w:w="3173"/>
           </w:tcPr>
           <w:p>
             <w:r>
@@ -2962,7 +3193,7 @@
         </w:tc>
         <w:tc>
           <w:tcPr>
-            <w:tcW w:type="dxa" w:w="2880"/>
+            <w:tcW w:type="dxa" w:w="3173"/>
           </w:tcPr>
           <w:p>
             <w:r>
@@ -2989,10 +3220,15 @@
     <w:p>
       <w:pPr>
         <w:pStyle w:val="Heading2"/>
+        <w:pageBreakBefore/>
+        <w:spacing w:before="320" w:after="120"/>
       </w:pPr>
       <w:r>
         <w:rPr>
-          <w:color w:val="1F2937"/>
+          <w:rFonts w:ascii="Calibri" w:hAnsi="Calibri"/>
+          <w:b/>
+          <w:color w:val="008490"/>
+          <w:sz w:val="31"/>
         </w:rPr>
         <w:t>10. Backups and recovery</w:t>
       </w:r>
@@ -3032,10 +3268,15 @@
     <w:p>
       <w:pPr>
         <w:pStyle w:val="Heading2"/>
+        <w:pageBreakBefore/>
+        <w:spacing w:before="320" w:after="120"/>
       </w:pPr>
       <w:r>
         <w:rPr>
-          <w:color w:val="1F2937"/>
+          <w:rFonts w:ascii="Calibri" w:hAnsi="Calibri"/>
+          <w:b/>
+          <w:color w:val="008490"/>
+          <w:sz w:val="31"/>
         </w:rPr>
         <w:t>11. Monitoring and logs</w:t>
       </w:r>
@@ -3075,10 +3316,15 @@
     <w:p>
       <w:pPr>
         <w:pStyle w:val="Heading2"/>
+        <w:pageBreakBefore/>
+        <w:spacing w:before="320" w:after="120"/>
       </w:pPr>
       <w:r>
         <w:rPr>
-          <w:color w:val="1F2937"/>
+          <w:rFonts w:ascii="Calibri" w:hAnsi="Calibri"/>
+          <w:b/>
+          <w:color w:val="008490"/>
+          <w:sz w:val="31"/>
         </w:rPr>
         <w:t>12. Open source bill of materials</w:t>
       </w:r>
@@ -3115,10 +3361,15 @@
     <w:p>
       <w:pPr>
         <w:pStyle w:val="Heading2"/>
+        <w:pageBreakBefore/>
+        <w:spacing w:before="320" w:after="120"/>
       </w:pPr>
       <w:r>
         <w:rPr>
-          <w:color w:val="1F2937"/>
+          <w:rFonts w:ascii="Calibri" w:hAnsi="Calibri"/>
+          <w:b/>
+          <w:color w:val="008490"/>
+          <w:sz w:val="31"/>
         </w:rPr>
         <w:t>13. Incident basics</w:t>
       </w:r>
@@ -3126,10 +3377,14 @@
     <w:p>
       <w:pPr>
         <w:pStyle w:val="Heading3"/>
+        <w:spacing w:before="240" w:after="80"/>
       </w:pPr>
       <w:r>
         <w:rPr>
+          <w:rFonts w:ascii="Calibri" w:hAnsi="Calibri"/>
+          <w:b/>
           <w:color w:val="1F2937"/>
+          <w:sz w:val="25"/>
         </w:rPr>
         <w:t>13.1 Rotating Supabase keys</w:t>
       </w:r>
@@ -3166,10 +3421,14 @@
     <w:p>
       <w:pPr>
         <w:pStyle w:val="Heading3"/>
+        <w:spacing w:before="240" w:after="80"/>
       </w:pPr>
       <w:r>
         <w:rPr>
+          <w:rFonts w:ascii="Calibri" w:hAnsi="Calibri"/>
+          <w:b/>
           <w:color w:val="1F2937"/>
+          <w:sz w:val="25"/>
         </w:rPr>
         <w:t>13.2 Revoking a user's sessions</w:t>
       </w:r>
@@ -3182,10 +3441,14 @@
     <w:p>
       <w:pPr>
         <w:pStyle w:val="Heading3"/>
+        <w:spacing w:before="240" w:after="80"/>
       </w:pPr>
       <w:r>
         <w:rPr>
+          <w:rFonts w:ascii="Calibri" w:hAnsi="Calibri"/>
+          <w:b/>
           <w:color w:val="1F2937"/>
+          <w:sz w:val="25"/>
         </w:rPr>
         <w:t>13.3 Disabling a user</w:t>
       </w:r>
@@ -3222,10 +3485,14 @@
     <w:p>
       <w:pPr>
         <w:pStyle w:val="Heading3"/>
+        <w:spacing w:before="240" w:after="80"/>
       </w:pPr>
       <w:r>
         <w:rPr>
+          <w:rFonts w:ascii="Calibri" w:hAnsi="Calibri"/>
+          <w:b/>
           <w:color w:val="1F2937"/>
+          <w:sz w:val="25"/>
         </w:rPr>
         <w:t>13.4 Taking the platform offline gracefully</w:t>
       </w:r>
@@ -3238,10 +3505,15 @@
     <w:p>
       <w:pPr>
         <w:pStyle w:val="Heading2"/>
+        <w:pageBreakBefore/>
+        <w:spacing w:before="320" w:after="120"/>
       </w:pPr>
       <w:r>
         <w:rPr>
-          <w:color w:val="1F2937"/>
+          <w:rFonts w:ascii="Calibri" w:hAnsi="Calibri"/>
+          <w:b/>
+          <w:color w:val="008490"/>
+          <w:sz w:val="31"/>
         </w:rPr>
         <w:t>14. Handover document set</w:t>
       </w:r>
@@ -3254,25 +3526,28 @@
         <w:tblLook w:firstColumn="1" w:firstRow="1" w:lastColumn="0" w:lastRow="0" w:noHBand="0" w:noVBand="1" w:val="04A0"/>
       </w:tblPr>
       <w:tblGrid>
-        <w:gridCol w:w="2880"/>
-        <w:gridCol w:w="2880"/>
-        <w:gridCol w:w="2880"/>
+        <w:gridCol w:w="3173"/>
+        <w:gridCol w:w="3173"/>
+        <w:gridCol w:w="3173"/>
       </w:tblGrid>
       <w:tr>
         <w:tc>
           <w:tcPr>
-            <w:tcW w:type="dxa" w:w="2880"/>
+            <w:tcW w:type="dxa" w:w="3173"/>
+            <w:shd w:val="clear" w:fill="008490"/>
           </w:tcPr>
           <w:p>
             <w:r>
               <w:rPr>
                 <w:b/>
+                <w:color w:val="FFFFFF"/>
                 <w:sz w:val="19"/>
               </w:rPr>
             </w:r>
             <w:r>
               <w:rPr>
                 <w:b/>
+                <w:color w:val="FFFFFF"/>
                 <w:sz w:val="19"/>
               </w:rPr>
               <w:t>Document</w:t>
@@ -3281,18 +3556,21 @@
         </w:tc>
         <w:tc>
           <w:tcPr>
-            <w:tcW w:type="dxa" w:w="2880"/>
+            <w:tcW w:type="dxa" w:w="3173"/>
+            <w:shd w:val="clear" w:fill="008490"/>
           </w:tcPr>
           <w:p>
             <w:r>
               <w:rPr>
                 <w:b/>
+                <w:color w:val="FFFFFF"/>
                 <w:sz w:val="19"/>
               </w:rPr>
             </w:r>
             <w:r>
               <w:rPr>
                 <w:b/>
+                <w:color w:val="FFFFFF"/>
                 <w:sz w:val="19"/>
               </w:rPr>
               <w:t>Location</w:t>
@@ -3301,18 +3579,21 @@
         </w:tc>
         <w:tc>
           <w:tcPr>
-            <w:tcW w:type="dxa" w:w="2880"/>
+            <w:tcW w:type="dxa" w:w="3173"/>
+            <w:shd w:val="clear" w:fill="008490"/>
           </w:tcPr>
           <w:p>
             <w:r>
               <w:rPr>
                 <w:b/>
+                <w:color w:val="FFFFFF"/>
                 <w:sz w:val="19"/>
               </w:rPr>
             </w:r>
             <w:r>
               <w:rPr>
                 <w:b/>
+                <w:color w:val="FFFFFF"/>
                 <w:sz w:val="19"/>
               </w:rPr>
               <w:t>Purpose</w:t>
@@ -3323,7 +3604,7 @@
       <w:tr>
         <w:tc>
           <w:tcPr>
-            <w:tcW w:type="dxa" w:w="2880"/>
+            <w:tcW w:type="dxa" w:w="3173"/>
           </w:tcPr>
           <w:p>
             <w:r>
@@ -3341,7 +3622,7 @@
         </w:tc>
         <w:tc>
           <w:tcPr>
-            <w:tcW w:type="dxa" w:w="2880"/>
+            <w:tcW w:type="dxa" w:w="3173"/>
           </w:tcPr>
           <w:p>
             <w:r>
@@ -3359,7 +3640,7 @@
         </w:tc>
         <w:tc>
           <w:tcPr>
-            <w:tcW w:type="dxa" w:w="2880"/>
+            <w:tcW w:type="dxa" w:w="3173"/>
           </w:tcPr>
           <w:p>
             <w:r>
@@ -3379,7 +3660,8 @@
       <w:tr>
         <w:tc>
           <w:tcPr>
-            <w:tcW w:type="dxa" w:w="2880"/>
+            <w:tcW w:type="dxa" w:w="3173"/>
+            <w:shd w:val="clear" w:fill="F2F7F7"/>
           </w:tcPr>
           <w:p>
             <w:r>
@@ -3397,7 +3679,8 @@
         </w:tc>
         <w:tc>
           <w:tcPr>
-            <w:tcW w:type="dxa" w:w="2880"/>
+            <w:tcW w:type="dxa" w:w="3173"/>
+            <w:shd w:val="clear" w:fill="F2F7F7"/>
           </w:tcPr>
           <w:p>
             <w:r>
@@ -3415,7 +3698,8 @@
         </w:tc>
         <w:tc>
           <w:tcPr>
-            <w:tcW w:type="dxa" w:w="2880"/>
+            <w:tcW w:type="dxa" w:w="3173"/>
+            <w:shd w:val="clear" w:fill="F2F7F7"/>
           </w:tcPr>
           <w:p>
             <w:r>
@@ -3435,7 +3719,7 @@
       <w:tr>
         <w:tc>
           <w:tcPr>
-            <w:tcW w:type="dxa" w:w="2880"/>
+            <w:tcW w:type="dxa" w:w="3173"/>
           </w:tcPr>
           <w:p>
             <w:r>
@@ -3453,7 +3737,7 @@
         </w:tc>
         <w:tc>
           <w:tcPr>
-            <w:tcW w:type="dxa" w:w="2880"/>
+            <w:tcW w:type="dxa" w:w="3173"/>
           </w:tcPr>
           <w:p>
             <w:r>
@@ -3471,7 +3755,7 @@
         </w:tc>
         <w:tc>
           <w:tcPr>
-            <w:tcW w:type="dxa" w:w="2880"/>
+            <w:tcW w:type="dxa" w:w="3173"/>
           </w:tcPr>
           <w:p>
             <w:r>
@@ -3491,7 +3775,8 @@
       <w:tr>
         <w:tc>
           <w:tcPr>
-            <w:tcW w:type="dxa" w:w="2880"/>
+            <w:tcW w:type="dxa" w:w="3173"/>
+            <w:shd w:val="clear" w:fill="F2F7F7"/>
           </w:tcPr>
           <w:p>
             <w:r>
@@ -3509,7 +3794,8 @@
         </w:tc>
         <w:tc>
           <w:tcPr>
-            <w:tcW w:type="dxa" w:w="2880"/>
+            <w:tcW w:type="dxa" w:w="3173"/>
+            <w:shd w:val="clear" w:fill="F2F7F7"/>
           </w:tcPr>
           <w:p>
             <w:r>
@@ -3527,7 +3813,8 @@
         </w:tc>
         <w:tc>
           <w:tcPr>
-            <w:tcW w:type="dxa" w:w="2880"/>
+            <w:tcW w:type="dxa" w:w="3173"/>
+            <w:shd w:val="clear" w:fill="F2F7F7"/>
           </w:tcPr>
           <w:p>
             <w:r>
@@ -3547,7 +3834,7 @@
       <w:tr>
         <w:tc>
           <w:tcPr>
-            <w:tcW w:type="dxa" w:w="2880"/>
+            <w:tcW w:type="dxa" w:w="3173"/>
           </w:tcPr>
           <w:p>
             <w:r>
@@ -3565,7 +3852,7 @@
         </w:tc>
         <w:tc>
           <w:tcPr>
-            <w:tcW w:type="dxa" w:w="2880"/>
+            <w:tcW w:type="dxa" w:w="3173"/>
           </w:tcPr>
           <w:p>
             <w:r>
@@ -3583,7 +3870,7 @@
         </w:tc>
         <w:tc>
           <w:tcPr>
-            <w:tcW w:type="dxa" w:w="2880"/>
+            <w:tcW w:type="dxa" w:w="3173"/>
           </w:tcPr>
           <w:p>
             <w:r>
@@ -3603,7 +3890,8 @@
       <w:tr>
         <w:tc>
           <w:tcPr>
-            <w:tcW w:type="dxa" w:w="2880"/>
+            <w:tcW w:type="dxa" w:w="3173"/>
+            <w:shd w:val="clear" w:fill="F2F7F7"/>
           </w:tcPr>
           <w:p>
             <w:r>
@@ -3621,7 +3909,8 @@
         </w:tc>
         <w:tc>
           <w:tcPr>
-            <w:tcW w:type="dxa" w:w="2880"/>
+            <w:tcW w:type="dxa" w:w="3173"/>
+            <w:shd w:val="clear" w:fill="F2F7F7"/>
           </w:tcPr>
           <w:p>
             <w:r>
@@ -3639,7 +3928,8 @@
         </w:tc>
         <w:tc>
           <w:tcPr>
-            <w:tcW w:type="dxa" w:w="2880"/>
+            <w:tcW w:type="dxa" w:w="3173"/>
+            <w:shd w:val="clear" w:fill="F2F7F7"/>
           </w:tcPr>
           <w:p>
             <w:r>
@@ -3659,7 +3949,7 @@
       <w:tr>
         <w:tc>
           <w:tcPr>
-            <w:tcW w:type="dxa" w:w="2880"/>
+            <w:tcW w:type="dxa" w:w="3173"/>
           </w:tcPr>
           <w:p>
             <w:r>
@@ -3677,7 +3967,7 @@
         </w:tc>
         <w:tc>
           <w:tcPr>
-            <w:tcW w:type="dxa" w:w="2880"/>
+            <w:tcW w:type="dxa" w:w="3173"/>
           </w:tcPr>
           <w:p>
             <w:r>
@@ -3695,7 +3985,7 @@
         </w:tc>
         <w:tc>
           <w:tcPr>
-            <w:tcW w:type="dxa" w:w="2880"/>
+            <w:tcW w:type="dxa" w:w="3173"/>
           </w:tcPr>
           <w:p>
             <w:r>
@@ -3715,13 +4005,76 @@
     </w:tbl>
     <w:p/>
     <w:sectPr>
+      <w:footerReference w:type="default" r:id="rId9"/>
       <w:pgSz w:w="12240" w:h="15840"/>
-      <w:pgMar w:top="1440" w:right="1800" w:bottom="1440" w:left="1800" w:header="720" w:footer="720" w:gutter="0"/>
+      <w:pgMar w:top="1247" w:right="1361" w:bottom="1134" w:left="1361" w:header="720" w:footer="720" w:gutter="0"/>
       <w:cols w:space="720"/>
       <w:docGrid w:linePitch="360"/>
     </w:sectPr>
   </w:body>
 </w:document>
+</file>
+
+<file path=word/footer1.xml><?xml version="1.0" encoding="utf-8"?>
+<w:ftr xmlns:m="http://schemas.openxmlformats.org/officeDocument/2006/math" xmlns:mc="http://schemas.openxmlformats.org/markup-compatibility/2006" xmlns:mo="http://schemas.microsoft.com/office/mac/office/2008/main" xmlns:mv="urn:schemas-microsoft-com:mac:vml" xmlns:o="urn:schemas-microsoft-com:office:office" xmlns:r="http://schemas.openxmlformats.org/officeDocument/2006/relationships" xmlns:v="urn:schemas-microsoft-com:vml" xmlns:w10="urn:schemas-microsoft-com:office:word" xmlns:w14="http://schemas.microsoft.com/office/word/2010/wordml" xmlns:w="http://schemas.openxmlformats.org/wordprocessingml/2006/main" xmlns:wne="http://schemas.microsoft.com/office/word/2006/wordml" xmlns:wp14="http://schemas.microsoft.com/office/word/2010/wordprocessingDrawing" xmlns:wp="http://schemas.openxmlformats.org/drawingml/2006/wordprocessingDrawing" xmlns:wpc="http://schemas.microsoft.com/office/word/2010/wordprocessingCanvas" xmlns:wpg="http://schemas.microsoft.com/office/word/2010/wordprocessingGroup" xmlns:wpi="http://schemas.microsoft.com/office/word/2010/wordprocessingInk" xmlns:wps="http://schemas.microsoft.com/office/word/2010/wordprocessingShape" mc:Ignorable="w14 wp14">
+  <w:p>
+    <w:pPr>
+      <w:pStyle w:val="Footer"/>
+      <w:tabs>
+        <w:tab w:pos="9518" w:val="right"/>
+      </w:tabs>
+      <w:pBdr>
+        <w:top w:val="single" w:sz="4" w:space="6" w:color="008490"/>
+      </w:pBdr>
+    </w:pPr>
+    <w:r/>
+    <w:r>
+      <w:rPr>
+        <w:color w:val="6B7280"/>
+        <w:sz w:val="16"/>
+      </w:rPr>
+      <w:t>Intradark Pty Ltd  ·  ABN 38 696 182 457  ·  Commercial in confidence</w:t>
+    </w:r>
+    <w:r>
+      <w:rPr>
+        <w:sz w:val="16"/>
+      </w:rPr>
+      <w:tab/>
+    </w:r>
+    <w:r>
+      <w:rPr>
+        <w:color w:val="6B7280"/>
+        <w:sz w:val="16"/>
+      </w:rPr>
+      <w:t xml:space="preserve">Page </w:t>
+    </w:r>
+    <w:r>
+      <w:rPr>
+        <w:color w:val="6B7280"/>
+        <w:sz w:val="16"/>
+      </w:rPr>
+      <w:fldChar w:fldCharType="begin"/>
+      <w:instrText xml:space="preserve">PAGE</w:instrText>
+      <w:fldChar w:fldCharType="end"/>
+    </w:r>
+    <w:r>
+      <w:rPr>
+        <w:color w:val="6B7280"/>
+        <w:sz w:val="16"/>
+      </w:rPr>
+      <w:t xml:space="preserve"> of </w:t>
+    </w:r>
+    <w:r>
+      <w:rPr>
+        <w:color w:val="6B7280"/>
+        <w:sz w:val="16"/>
+      </w:rPr>
+      <w:fldChar w:fldCharType="begin"/>
+      <w:instrText xml:space="preserve">NUMPAGES</w:instrText>
+      <w:fldChar w:fldCharType="end"/>
+    </w:r>
+  </w:p>
+</w:ftr>
 </file>
 
 <file path=word/numbering.xml><?xml version="1.0" encoding="utf-8"?>
@@ -4087,6 +4440,9 @@
     <w:name w:val="Normal"/>
     <w:qFormat/>
     <w:rsid w:val="00FC693F"/>
+    <w:pPr>
+      <w:spacing w:after="120" w:line="269" w:lineRule="auto"/>
+    </w:pPr>
     <w:rPr>
       <w:rFonts w:ascii="Calibri" w:hAnsi="Calibri"/>
       <w:color w:val="1F2937"/>

--- a/apps/bullyproof/docs/handover/system-administrator-guide.docx
+++ b/apps/bullyproof/docs/handover/system-administrator-guide.docx
@@ -2,6 +2,45 @@
 <file path=word/document.xml><?xml version="1.0" encoding="utf-8"?>
 <w:document xmlns:wpc="http://schemas.microsoft.com/office/word/2010/wordprocessingCanvas" xmlns:mo="http://schemas.microsoft.com/office/mac/office/2008/main" xmlns:mc="http://schemas.openxmlformats.org/markup-compatibility/2006" xmlns:mv="urn:schemas-microsoft-com:mac:vml" xmlns:o="urn:schemas-microsoft-com:office:office" xmlns:r="http://schemas.openxmlformats.org/officeDocument/2006/relationships" xmlns:m="http://schemas.openxmlformats.org/officeDocument/2006/math" xmlns:v="urn:schemas-microsoft-com:vml" xmlns:wp14="http://schemas.microsoft.com/office/word/2010/wordprocessingDrawing" xmlns:wp="http://schemas.openxmlformats.org/drawingml/2006/wordprocessingDrawing" xmlns:w10="urn:schemas-microsoft-com:office:word" xmlns:w="http://schemas.openxmlformats.org/wordprocessingml/2006/main" xmlns:w14="http://schemas.microsoft.com/office/word/2010/wordml" xmlns:wpg="http://schemas.microsoft.com/office/word/2010/wordprocessingGroup" xmlns:wpi="http://schemas.microsoft.com/office/word/2010/wordprocessingInk" xmlns:wne="http://schemas.microsoft.com/office/word/2006/wordml" xmlns:wps="http://schemas.microsoft.com/office/word/2010/wordprocessingShape" mc:Ignorable="w14 wp14">
   <w:body>
+    <w:p>
+      <w:pPr>
+        <w:spacing w:after="360"/>
+      </w:pPr>
+      <w:r>
+        <w:drawing>
+          <wp:inline xmlns:a="http://schemas.openxmlformats.org/drawingml/2006/main" xmlns:pic="http://schemas.openxmlformats.org/drawingml/2006/picture">
+            <wp:extent cx="1952625" cy="267666"/>
+            <wp:docPr id="1" name="Picture 1"/>
+            <wp:cNvGraphicFramePr>
+              <a:graphicFrameLocks noChangeAspect="1"/>
+            </wp:cNvGraphicFramePr>
+            <a:graphic>
+              <a:graphicData uri="http://schemas.openxmlformats.org/drawingml/2006/picture">
+                <pic:pic>
+                  <pic:nvPicPr>
+                    <pic:cNvPr id="0" name="intradark-wordmark.png"/>
+                    <pic:cNvPicPr/>
+                  </pic:nvPicPr>
+                  <pic:blipFill>
+                    <a:blip r:embed="rId12"/>
+                    <a:stretch>
+                      <a:fillRect/>
+                    </a:stretch>
+                  </pic:blipFill>
+                  <pic:spPr>
+                    <a:xfrm>
+                      <a:off x="0" y="0"/>
+                      <a:ext cx="1952625" cy="267666"/>
+                    </a:xfrm>
+                    <a:prstGeom prst="rect"/>
+                  </pic:spPr>
+                </pic:pic>
+              </a:graphicData>
+            </a:graphic>
+          </wp:inline>
+        </w:drawing>
+      </w:r>
+    </w:p>
     <w:p>
       <w:pPr>
         <w:pStyle w:val="Heading1"/>
@@ -4006,9 +4045,12 @@
     <w:p/>
     <w:sectPr>
       <w:footerReference w:type="default" r:id="rId9"/>
+      <w:footerReference w:type="first" r:id="rId10"/>
+      <w:headerReference w:type="default" r:id="rId11"/>
       <w:pgSz w:w="12240" w:h="15840"/>
       <w:pgMar w:top="1247" w:right="1361" w:bottom="1134" w:left="1361" w:header="720" w:footer="720" w:gutter="0"/>
       <w:cols w:space="720"/>
+      <w:titlePg/>
       <w:docGrid w:linePitch="360"/>
     </w:sectPr>
   </w:body>
@@ -4075,6 +4117,114 @@
     </w:r>
   </w:p>
 </w:ftr>
+</file>
+
+<file path=word/footer2.xml><?xml version="1.0" encoding="utf-8"?>
+<w:ftr xmlns:m="http://schemas.openxmlformats.org/officeDocument/2006/math" xmlns:mc="http://schemas.openxmlformats.org/markup-compatibility/2006" xmlns:mo="http://schemas.microsoft.com/office/mac/office/2008/main" xmlns:mv="urn:schemas-microsoft-com:mac:vml" xmlns:o="urn:schemas-microsoft-com:office:office" xmlns:r="http://schemas.openxmlformats.org/officeDocument/2006/relationships" xmlns:v="urn:schemas-microsoft-com:vml" xmlns:w10="urn:schemas-microsoft-com:office:word" xmlns:w14="http://schemas.microsoft.com/office/word/2010/wordml" xmlns:w="http://schemas.openxmlformats.org/wordprocessingml/2006/main" xmlns:wne="http://schemas.microsoft.com/office/word/2006/wordml" xmlns:wp14="http://schemas.microsoft.com/office/word/2010/wordprocessingDrawing" xmlns:wp="http://schemas.openxmlformats.org/drawingml/2006/wordprocessingDrawing" xmlns:wpc="http://schemas.microsoft.com/office/word/2010/wordprocessingCanvas" xmlns:wpg="http://schemas.microsoft.com/office/word/2010/wordprocessingGroup" xmlns:wpi="http://schemas.microsoft.com/office/word/2010/wordprocessingInk" xmlns:wps="http://schemas.microsoft.com/office/word/2010/wordprocessingShape" mc:Ignorable="w14 wp14">
+  <w:p>
+    <w:pPr>
+      <w:pStyle w:val="Footer"/>
+      <w:tabs>
+        <w:tab w:pos="9518" w:val="right"/>
+      </w:tabs>
+      <w:pBdr>
+        <w:top w:val="single" w:sz="4" w:space="6" w:color="008490"/>
+      </w:pBdr>
+    </w:pPr>
+    <w:r/>
+    <w:r>
+      <w:rPr>
+        <w:color w:val="6B7280"/>
+        <w:sz w:val="16"/>
+      </w:rPr>
+      <w:t>Intradark Pty Ltd  ·  ABN 38 696 182 457  ·  Commercial in confidence</w:t>
+    </w:r>
+    <w:r>
+      <w:rPr>
+        <w:sz w:val="16"/>
+      </w:rPr>
+      <w:tab/>
+    </w:r>
+    <w:r>
+      <w:rPr>
+        <w:color w:val="6B7280"/>
+        <w:sz w:val="16"/>
+      </w:rPr>
+      <w:t xml:space="preserve">Page </w:t>
+    </w:r>
+    <w:r>
+      <w:rPr>
+        <w:color w:val="6B7280"/>
+        <w:sz w:val="16"/>
+      </w:rPr>
+      <w:fldChar w:fldCharType="begin"/>
+      <w:instrText xml:space="preserve">PAGE</w:instrText>
+      <w:fldChar w:fldCharType="end"/>
+    </w:r>
+    <w:r>
+      <w:rPr>
+        <w:color w:val="6B7280"/>
+        <w:sz w:val="16"/>
+      </w:rPr>
+      <w:t xml:space="preserve"> of </w:t>
+    </w:r>
+    <w:r>
+      <w:rPr>
+        <w:color w:val="6B7280"/>
+        <w:sz w:val="16"/>
+      </w:rPr>
+      <w:fldChar w:fldCharType="begin"/>
+      <w:instrText xml:space="preserve">NUMPAGES</w:instrText>
+      <w:fldChar w:fldCharType="end"/>
+    </w:r>
+  </w:p>
+</w:ftr>
+</file>
+
+<file path=word/header1.xml><?xml version="1.0" encoding="utf-8"?>
+<w:hdr xmlns:m="http://schemas.openxmlformats.org/officeDocument/2006/math" xmlns:mc="http://schemas.openxmlformats.org/markup-compatibility/2006" xmlns:mo="http://schemas.microsoft.com/office/mac/office/2008/main" xmlns:mv="urn:schemas-microsoft-com:mac:vml" xmlns:o="urn:schemas-microsoft-com:office:office" xmlns:r="http://schemas.openxmlformats.org/officeDocument/2006/relationships" xmlns:v="urn:schemas-microsoft-com:vml" xmlns:w10="urn:schemas-microsoft-com:office:word" xmlns:w14="http://schemas.microsoft.com/office/word/2010/wordml" xmlns:w="http://schemas.openxmlformats.org/wordprocessingml/2006/main" xmlns:wne="http://schemas.microsoft.com/office/word/2006/wordml" xmlns:wp14="http://schemas.microsoft.com/office/word/2010/wordprocessingDrawing" xmlns:wp="http://schemas.openxmlformats.org/drawingml/2006/wordprocessingDrawing" xmlns:wpc="http://schemas.microsoft.com/office/word/2010/wordprocessingCanvas" xmlns:wpg="http://schemas.microsoft.com/office/word/2010/wordprocessingGroup" xmlns:wpi="http://schemas.microsoft.com/office/word/2010/wordprocessingInk" xmlns:wps="http://schemas.microsoft.com/office/word/2010/wordprocessingShape" mc:Ignorable="w14 wp14">
+  <w:p>
+    <w:pPr>
+      <w:pStyle w:val="Header"/>
+      <w:jc w:val="right"/>
+    </w:pPr>
+    <w:r/>
+    <w:r>
+      <w:drawing>
+        <wp:inline xmlns:a="http://schemas.openxmlformats.org/drawingml/2006/main" xmlns:pic="http://schemas.openxmlformats.org/drawingml/2006/picture">
+          <wp:extent cx="904875" cy="124040"/>
+          <wp:docPr id="1" name="Picture 1"/>
+          <wp:cNvGraphicFramePr>
+            <a:graphicFrameLocks noChangeAspect="1"/>
+          </wp:cNvGraphicFramePr>
+          <a:graphic>
+            <a:graphicData uri="http://schemas.openxmlformats.org/drawingml/2006/picture">
+              <pic:pic>
+                <pic:nvPicPr>
+                  <pic:cNvPr id="0" name="intradark-wordmark.png"/>
+                  <pic:cNvPicPr/>
+                </pic:nvPicPr>
+                <pic:blipFill>
+                  <a:blip r:embed="rId1"/>
+                  <a:stretch>
+                    <a:fillRect/>
+                  </a:stretch>
+                </pic:blipFill>
+                <pic:spPr>
+                  <a:xfrm>
+                    <a:off x="0" y="0"/>
+                    <a:ext cx="904875" cy="124040"/>
+                  </a:xfrm>
+                  <a:prstGeom prst="rect"/>
+                </pic:spPr>
+              </pic:pic>
+            </a:graphicData>
+          </a:graphic>
+        </wp:inline>
+      </w:drawing>
+    </w:r>
+  </w:p>
+</w:hdr>
 </file>
 
 <file path=word/numbering.xml><?xml version="1.0" encoding="utf-8"?>

--- a/apps/bullyproof/docs/handover/system-administrator-guide.docx
+++ b/apps/bullyproof/docs/handover/system-administrator-guide.docx
@@ -3,26 +3,32 @@
 <w:document xmlns:wpc="http://schemas.microsoft.com/office/word/2010/wordprocessingCanvas" xmlns:mo="http://schemas.microsoft.com/office/mac/office/2008/main" xmlns:mc="http://schemas.openxmlformats.org/markup-compatibility/2006" xmlns:mv="urn:schemas-microsoft-com:mac:vml" xmlns:o="urn:schemas-microsoft-com:office:office" xmlns:r="http://schemas.openxmlformats.org/officeDocument/2006/relationships" xmlns:m="http://schemas.openxmlformats.org/officeDocument/2006/math" xmlns:v="urn:schemas-microsoft-com:vml" xmlns:wp14="http://schemas.microsoft.com/office/word/2010/wordprocessingDrawing" xmlns:wp="http://schemas.openxmlformats.org/drawingml/2006/wordprocessingDrawing" xmlns:w10="urn:schemas-microsoft-com:office:word" xmlns:w="http://schemas.openxmlformats.org/wordprocessingml/2006/main" xmlns:w14="http://schemas.microsoft.com/office/word/2010/wordml" xmlns:wpg="http://schemas.microsoft.com/office/word/2010/wordprocessingGroup" xmlns:wpi="http://schemas.microsoft.com/office/word/2010/wordprocessingInk" xmlns:wne="http://schemas.microsoft.com/office/word/2006/wordml" xmlns:wps="http://schemas.microsoft.com/office/word/2010/wordprocessingShape" mc:Ignorable="w14 wp14">
   <w:body>
     <w:p>
-      <w:pPr>
-        <w:spacing w:after="360"/>
-      </w:pPr>
       <w:r>
         <w:drawing>
-          <wp:inline xmlns:a="http://schemas.openxmlformats.org/drawingml/2006/main" xmlns:pic="http://schemas.openxmlformats.org/drawingml/2006/picture">
-            <wp:extent cx="1952625" cy="267666"/>
+          <wp:anchor distT="0" distB="0" distL="0" distR="0" simplePos="0" relativeHeight="1" behindDoc="1" locked="0" layoutInCell="1" allowOverlap="1">
+            <wp:simplePos x="0" y="0"/>
+            <wp:positionH relativeFrom="page">
+              <wp:posOffset>0</wp:posOffset>
+            </wp:positionH>
+            <wp:positionV relativeFrom="page">
+              <wp:posOffset>0</wp:posOffset>
+            </wp:positionV>
+            <wp:extent cx="7560310" cy="10692130"/>
+            <wp:effectExtent l="0" t="0" r="0" b="0"/>
+            <wp:wrapNone/>
             <wp:docPr id="1" name="Picture 1"/>
-            <wp:cNvGraphicFramePr>
+            <wp:cNvGraphicFramePr xmlns:a="http://schemas.openxmlformats.org/drawingml/2006/main">
               <a:graphicFrameLocks noChangeAspect="1"/>
             </wp:cNvGraphicFramePr>
-            <a:graphic>
+            <a:graphic xmlns:a="http://schemas.openxmlformats.org/drawingml/2006/main" xmlns:pic="http://schemas.openxmlformats.org/drawingml/2006/picture">
               <a:graphicData uri="http://schemas.openxmlformats.org/drawingml/2006/picture">
                 <pic:pic>
                   <pic:nvPicPr>
-                    <pic:cNvPr id="0" name="intradark-wordmark.png"/>
+                    <pic:cNvPr id="0" name="system-administrator-guide.png"/>
                     <pic:cNvPicPr/>
                   </pic:nvPicPr>
                   <pic:blipFill>
-                    <a:blip r:embed="rId12"/>
+                    <a:blip r:embed="rId11"/>
                     <a:stretch>
                       <a:fillRect/>
                     </a:stretch>
@@ -30,24 +36,25 @@
                   <pic:spPr>
                     <a:xfrm>
                       <a:off x="0" y="0"/>
-                      <a:ext cx="1952625" cy="267666"/>
+                      <a:ext cx="7560310" cy="10692130"/>
                     </a:xfrm>
                     <a:prstGeom prst="rect"/>
                   </pic:spPr>
                 </pic:pic>
               </a:graphicData>
             </a:graphic>
-          </wp:inline>
+          </wp:anchor>
         </w:drawing>
+        <w:br w:type="page"/>
       </w:r>
     </w:p>
     <w:p>
       <w:pPr>
         <w:pStyle w:val="Heading1"/>
-        <w:spacing w:after="80"/>
         <w:pBdr>
           <w:bottom w:val="single" w:sz="10" w:space="8" w:color="008490"/>
         </w:pBdr>
+        <w:spacing w:after="80"/>
       </w:pPr>
       <w:r>
         <w:rPr>
@@ -61,11 +68,11 @@
     </w:p>
     <w:p>
       <w:pPr>
-        <w:spacing w:before="80" w:after="200"/>
-        <w:ind w:left="280"/>
         <w:pBdr>
           <w:left w:val="single" w:sz="12" w:space="8" w:color="008490"/>
         </w:pBdr>
+        <w:spacing w:before="80" w:after="200"/>
+        <w:ind w:left="280"/>
       </w:pPr>
       <w:r>
         <w:rPr>
@@ -162,13 +169,13 @@
         <w:tblLook w:firstColumn="1" w:firstRow="1" w:lastColumn="0" w:lastRow="0" w:noHBand="0" w:noVBand="1" w:val="04A0"/>
       </w:tblPr>
       <w:tblGrid>
-        <w:gridCol w:w="4759"/>
-        <w:gridCol w:w="4759"/>
+        <w:gridCol w:w="4592"/>
+        <w:gridCol w:w="4592"/>
       </w:tblGrid>
       <w:tr>
         <w:tc>
           <w:tcPr>
-            <w:tcW w:type="dxa" w:w="4759"/>
+            <w:tcW w:type="dxa" w:w="4592"/>
             <w:shd w:val="clear" w:fill="008490"/>
           </w:tcPr>
           <w:p>
@@ -191,7 +198,7 @@
         </w:tc>
         <w:tc>
           <w:tcPr>
-            <w:tcW w:type="dxa" w:w="4759"/>
+            <w:tcW w:type="dxa" w:w="4592"/>
             <w:shd w:val="clear" w:fill="008490"/>
           </w:tcPr>
           <w:p>
@@ -216,7 +223,7 @@
       <w:tr>
         <w:tc>
           <w:tcPr>
-            <w:tcW w:type="dxa" w:w="4759"/>
+            <w:tcW w:type="dxa" w:w="4592"/>
           </w:tcPr>
           <w:p>
             <w:r>
@@ -234,7 +241,7 @@
         </w:tc>
         <w:tc>
           <w:tcPr>
-            <w:tcW w:type="dxa" w:w="4759"/>
+            <w:tcW w:type="dxa" w:w="4592"/>
           </w:tcPr>
           <w:p>
             <w:r>
@@ -254,7 +261,7 @@
       <w:tr>
         <w:tc>
           <w:tcPr>
-            <w:tcW w:type="dxa" w:w="4759"/>
+            <w:tcW w:type="dxa" w:w="4592"/>
             <w:shd w:val="clear" w:fill="F2F7F7"/>
           </w:tcPr>
           <w:p>
@@ -273,7 +280,7 @@
         </w:tc>
         <w:tc>
           <w:tcPr>
-            <w:tcW w:type="dxa" w:w="4759"/>
+            <w:tcW w:type="dxa" w:w="4592"/>
             <w:shd w:val="clear" w:fill="F2F7F7"/>
           </w:tcPr>
           <w:p>
@@ -294,7 +301,7 @@
       <w:tr>
         <w:tc>
           <w:tcPr>
-            <w:tcW w:type="dxa" w:w="4759"/>
+            <w:tcW w:type="dxa" w:w="4592"/>
           </w:tcPr>
           <w:p>
             <w:r>
@@ -312,7 +319,7 @@
         </w:tc>
         <w:tc>
           <w:tcPr>
-            <w:tcW w:type="dxa" w:w="4759"/>
+            <w:tcW w:type="dxa" w:w="4592"/>
           </w:tcPr>
           <w:p>
             <w:r>
@@ -332,7 +339,7 @@
       <w:tr>
         <w:tc>
           <w:tcPr>
-            <w:tcW w:type="dxa" w:w="4759"/>
+            <w:tcW w:type="dxa" w:w="4592"/>
             <w:shd w:val="clear" w:fill="F2F7F7"/>
           </w:tcPr>
           <w:p>
@@ -351,7 +358,7 @@
         </w:tc>
         <w:tc>
           <w:tcPr>
-            <w:tcW w:type="dxa" w:w="4759"/>
+            <w:tcW w:type="dxa" w:w="4592"/>
             <w:shd w:val="clear" w:fill="F2F7F7"/>
           </w:tcPr>
           <w:p>
@@ -372,7 +379,7 @@
       <w:tr>
         <w:tc>
           <w:tcPr>
-            <w:tcW w:type="dxa" w:w="4759"/>
+            <w:tcW w:type="dxa" w:w="4592"/>
           </w:tcPr>
           <w:p>
             <w:r>
@@ -390,7 +397,7 @@
         </w:tc>
         <w:tc>
           <w:tcPr>
-            <w:tcW w:type="dxa" w:w="4759"/>
+            <w:tcW w:type="dxa" w:w="4592"/>
           </w:tcPr>
           <w:p>
             <w:r>
@@ -410,7 +417,7 @@
       <w:tr>
         <w:tc>
           <w:tcPr>
-            <w:tcW w:type="dxa" w:w="4759"/>
+            <w:tcW w:type="dxa" w:w="4592"/>
             <w:shd w:val="clear" w:fill="F2F7F7"/>
           </w:tcPr>
           <w:p>
@@ -429,7 +436,7 @@
         </w:tc>
         <w:tc>
           <w:tcPr>
-            <w:tcW w:type="dxa" w:w="4759"/>
+            <w:tcW w:type="dxa" w:w="4592"/>
             <w:shd w:val="clear" w:fill="F2F7F7"/>
           </w:tcPr>
           <w:p>
@@ -450,7 +457,7 @@
       <w:tr>
         <w:tc>
           <w:tcPr>
-            <w:tcW w:type="dxa" w:w="4759"/>
+            <w:tcW w:type="dxa" w:w="4592"/>
           </w:tcPr>
           <w:p>
             <w:r>
@@ -468,7 +475,7 @@
         </w:tc>
         <w:tc>
           <w:tcPr>
-            <w:tcW w:type="dxa" w:w="4759"/>
+            <w:tcW w:type="dxa" w:w="4592"/>
           </w:tcPr>
           <w:p>
             <w:r>
@@ -488,7 +495,7 @@
       <w:tr>
         <w:tc>
           <w:tcPr>
-            <w:tcW w:type="dxa" w:w="4759"/>
+            <w:tcW w:type="dxa" w:w="4592"/>
             <w:shd w:val="clear" w:fill="F2F7F7"/>
           </w:tcPr>
           <w:p>
@@ -507,7 +514,7 @@
         </w:tc>
         <w:tc>
           <w:tcPr>
-            <w:tcW w:type="dxa" w:w="4759"/>
+            <w:tcW w:type="dxa" w:w="4592"/>
             <w:shd w:val="clear" w:fill="F2F7F7"/>
           </w:tcPr>
           <w:p>
@@ -610,13 +617,13 @@
         <w:tblLook w:firstColumn="1" w:firstRow="1" w:lastColumn="0" w:lastRow="0" w:noHBand="0" w:noVBand="1" w:val="04A0"/>
       </w:tblPr>
       <w:tblGrid>
-        <w:gridCol w:w="4759"/>
-        <w:gridCol w:w="4759"/>
+        <w:gridCol w:w="4592"/>
+        <w:gridCol w:w="4592"/>
       </w:tblGrid>
       <w:tr>
         <w:tc>
           <w:tcPr>
-            <w:tcW w:type="dxa" w:w="4759"/>
+            <w:tcW w:type="dxa" w:w="4592"/>
             <w:shd w:val="clear" w:fill="008490"/>
           </w:tcPr>
           <w:p>
@@ -639,7 +646,7 @@
         </w:tc>
         <w:tc>
           <w:tcPr>
-            <w:tcW w:type="dxa" w:w="4759"/>
+            <w:tcW w:type="dxa" w:w="4592"/>
             <w:shd w:val="clear" w:fill="008490"/>
           </w:tcPr>
           <w:p>
@@ -664,7 +671,7 @@
       <w:tr>
         <w:tc>
           <w:tcPr>
-            <w:tcW w:type="dxa" w:w="4759"/>
+            <w:tcW w:type="dxa" w:w="4592"/>
           </w:tcPr>
           <w:p>
             <w:r>
@@ -682,7 +689,7 @@
         </w:tc>
         <w:tc>
           <w:tcPr>
-            <w:tcW w:type="dxa" w:w="4759"/>
+            <w:tcW w:type="dxa" w:w="4592"/>
           </w:tcPr>
           <w:p>
             <w:r>
@@ -702,7 +709,7 @@
       <w:tr>
         <w:tc>
           <w:tcPr>
-            <w:tcW w:type="dxa" w:w="4759"/>
+            <w:tcW w:type="dxa" w:w="4592"/>
             <w:shd w:val="clear" w:fill="F2F7F7"/>
           </w:tcPr>
           <w:p>
@@ -721,7 +728,7 @@
         </w:tc>
         <w:tc>
           <w:tcPr>
-            <w:tcW w:type="dxa" w:w="4759"/>
+            <w:tcW w:type="dxa" w:w="4592"/>
             <w:shd w:val="clear" w:fill="F2F7F7"/>
           </w:tcPr>
           <w:p>
@@ -742,7 +749,7 @@
       <w:tr>
         <w:tc>
           <w:tcPr>
-            <w:tcW w:type="dxa" w:w="4759"/>
+            <w:tcW w:type="dxa" w:w="4592"/>
           </w:tcPr>
           <w:p>
             <w:r>
@@ -760,7 +767,7 @@
         </w:tc>
         <w:tc>
           <w:tcPr>
-            <w:tcW w:type="dxa" w:w="4759"/>
+            <w:tcW w:type="dxa" w:w="4592"/>
           </w:tcPr>
           <w:p>
             <w:r>
@@ -780,7 +787,7 @@
       <w:tr>
         <w:tc>
           <w:tcPr>
-            <w:tcW w:type="dxa" w:w="4759"/>
+            <w:tcW w:type="dxa" w:w="4592"/>
             <w:shd w:val="clear" w:fill="F2F7F7"/>
           </w:tcPr>
           <w:p>
@@ -799,7 +806,7 @@
         </w:tc>
         <w:tc>
           <w:tcPr>
-            <w:tcW w:type="dxa" w:w="4759"/>
+            <w:tcW w:type="dxa" w:w="4592"/>
             <w:shd w:val="clear" w:fill="F2F7F7"/>
           </w:tcPr>
           <w:p>
@@ -820,7 +827,7 @@
       <w:tr>
         <w:tc>
           <w:tcPr>
-            <w:tcW w:type="dxa" w:w="4759"/>
+            <w:tcW w:type="dxa" w:w="4592"/>
           </w:tcPr>
           <w:p>
             <w:r>
@@ -838,7 +845,7 @@
         </w:tc>
         <w:tc>
           <w:tcPr>
-            <w:tcW w:type="dxa" w:w="4759"/>
+            <w:tcW w:type="dxa" w:w="4592"/>
           </w:tcPr>
           <w:p>
             <w:r>
@@ -858,7 +865,7 @@
       <w:tr>
         <w:tc>
           <w:tcPr>
-            <w:tcW w:type="dxa" w:w="4759"/>
+            <w:tcW w:type="dxa" w:w="4592"/>
             <w:shd w:val="clear" w:fill="F2F7F7"/>
           </w:tcPr>
           <w:p>
@@ -877,7 +884,7 @@
         </w:tc>
         <w:tc>
           <w:tcPr>
-            <w:tcW w:type="dxa" w:w="4759"/>
+            <w:tcW w:type="dxa" w:w="4592"/>
             <w:shd w:val="clear" w:fill="F2F7F7"/>
           </w:tcPr>
           <w:p>
@@ -898,7 +905,7 @@
       <w:tr>
         <w:tc>
           <w:tcPr>
-            <w:tcW w:type="dxa" w:w="4759"/>
+            <w:tcW w:type="dxa" w:w="4592"/>
           </w:tcPr>
           <w:p>
             <w:r>
@@ -916,7 +923,7 @@
         </w:tc>
         <w:tc>
           <w:tcPr>
-            <w:tcW w:type="dxa" w:w="4759"/>
+            <w:tcW w:type="dxa" w:w="4592"/>
           </w:tcPr>
           <w:p>
             <w:r>
@@ -936,7 +943,7 @@
       <w:tr>
         <w:tc>
           <w:tcPr>
-            <w:tcW w:type="dxa" w:w="4759"/>
+            <w:tcW w:type="dxa" w:w="4592"/>
             <w:shd w:val="clear" w:fill="F2F7F7"/>
           </w:tcPr>
           <w:p>
@@ -955,7 +962,7 @@
         </w:tc>
         <w:tc>
           <w:tcPr>
-            <w:tcW w:type="dxa" w:w="4759"/>
+            <w:tcW w:type="dxa" w:w="4592"/>
             <w:shd w:val="clear" w:fill="F2F7F7"/>
           </w:tcPr>
           <w:p>
@@ -976,7 +983,7 @@
       <w:tr>
         <w:tc>
           <w:tcPr>
-            <w:tcW w:type="dxa" w:w="4759"/>
+            <w:tcW w:type="dxa" w:w="4592"/>
           </w:tcPr>
           <w:p>
             <w:r>
@@ -994,7 +1001,7 @@
         </w:tc>
         <w:tc>
           <w:tcPr>
-            <w:tcW w:type="dxa" w:w="4759"/>
+            <w:tcW w:type="dxa" w:w="4592"/>
           </w:tcPr>
           <w:p>
             <w:r>
@@ -1062,14 +1069,14 @@
         <w:tblLook w:firstColumn="1" w:firstRow="1" w:lastColumn="0" w:lastRow="0" w:noHBand="0" w:noVBand="1" w:val="04A0"/>
       </w:tblPr>
       <w:tblGrid>
-        <w:gridCol w:w="3173"/>
-        <w:gridCol w:w="3173"/>
-        <w:gridCol w:w="3173"/>
+        <w:gridCol w:w="3061"/>
+        <w:gridCol w:w="3061"/>
+        <w:gridCol w:w="3061"/>
       </w:tblGrid>
       <w:tr>
         <w:tc>
           <w:tcPr>
-            <w:tcW w:type="dxa" w:w="3173"/>
+            <w:tcW w:type="dxa" w:w="3061"/>
             <w:shd w:val="clear" w:fill="008490"/>
           </w:tcPr>
           <w:p>
@@ -1092,7 +1099,7 @@
         </w:tc>
         <w:tc>
           <w:tcPr>
-            <w:tcW w:type="dxa" w:w="3173"/>
+            <w:tcW w:type="dxa" w:w="3061"/>
             <w:shd w:val="clear" w:fill="008490"/>
           </w:tcPr>
           <w:p>
@@ -1115,7 +1122,7 @@
         </w:tc>
         <w:tc>
           <w:tcPr>
-            <w:tcW w:type="dxa" w:w="3173"/>
+            <w:tcW w:type="dxa" w:w="3061"/>
             <w:shd w:val="clear" w:fill="008490"/>
           </w:tcPr>
           <w:p>
@@ -1140,7 +1147,7 @@
       <w:tr>
         <w:tc>
           <w:tcPr>
-            <w:tcW w:type="dxa" w:w="3173"/>
+            <w:tcW w:type="dxa" w:w="3061"/>
           </w:tcPr>
           <w:p>
             <w:r>
@@ -1158,7 +1165,7 @@
         </w:tc>
         <w:tc>
           <w:tcPr>
-            <w:tcW w:type="dxa" w:w="3173"/>
+            <w:tcW w:type="dxa" w:w="3061"/>
           </w:tcPr>
           <w:p>
             <w:r>
@@ -1176,7 +1183,7 @@
         </w:tc>
         <w:tc>
           <w:tcPr>
-            <w:tcW w:type="dxa" w:w="3173"/>
+            <w:tcW w:type="dxa" w:w="3061"/>
           </w:tcPr>
           <w:p>
             <w:r>
@@ -1196,7 +1203,7 @@
       <w:tr>
         <w:tc>
           <w:tcPr>
-            <w:tcW w:type="dxa" w:w="3173"/>
+            <w:tcW w:type="dxa" w:w="3061"/>
             <w:shd w:val="clear" w:fill="F2F7F7"/>
           </w:tcPr>
           <w:p>
@@ -1215,7 +1222,7 @@
         </w:tc>
         <w:tc>
           <w:tcPr>
-            <w:tcW w:type="dxa" w:w="3173"/>
+            <w:tcW w:type="dxa" w:w="3061"/>
             <w:shd w:val="clear" w:fill="F2F7F7"/>
           </w:tcPr>
           <w:p>
@@ -1234,7 +1241,7 @@
         </w:tc>
         <w:tc>
           <w:tcPr>
-            <w:tcW w:type="dxa" w:w="3173"/>
+            <w:tcW w:type="dxa" w:w="3061"/>
             <w:shd w:val="clear" w:fill="F2F7F7"/>
           </w:tcPr>
           <w:p>
@@ -1255,7 +1262,7 @@
       <w:tr>
         <w:tc>
           <w:tcPr>
-            <w:tcW w:type="dxa" w:w="3173"/>
+            <w:tcW w:type="dxa" w:w="3061"/>
           </w:tcPr>
           <w:p>
             <w:r>
@@ -1273,7 +1280,7 @@
         </w:tc>
         <w:tc>
           <w:tcPr>
-            <w:tcW w:type="dxa" w:w="3173"/>
+            <w:tcW w:type="dxa" w:w="3061"/>
           </w:tcPr>
           <w:p>
             <w:r>
@@ -1291,7 +1298,7 @@
         </w:tc>
         <w:tc>
           <w:tcPr>
-            <w:tcW w:type="dxa" w:w="3173"/>
+            <w:tcW w:type="dxa" w:w="3061"/>
           </w:tcPr>
           <w:p>
             <w:r>
@@ -1311,7 +1318,7 @@
       <w:tr>
         <w:tc>
           <w:tcPr>
-            <w:tcW w:type="dxa" w:w="3173"/>
+            <w:tcW w:type="dxa" w:w="3061"/>
             <w:shd w:val="clear" w:fill="F2F7F7"/>
           </w:tcPr>
           <w:p>
@@ -1330,7 +1337,7 @@
         </w:tc>
         <w:tc>
           <w:tcPr>
-            <w:tcW w:type="dxa" w:w="3173"/>
+            <w:tcW w:type="dxa" w:w="3061"/>
             <w:shd w:val="clear" w:fill="F2F7F7"/>
           </w:tcPr>
           <w:p>
@@ -1349,7 +1356,7 @@
         </w:tc>
         <w:tc>
           <w:tcPr>
-            <w:tcW w:type="dxa" w:w="3173"/>
+            <w:tcW w:type="dxa" w:w="3061"/>
             <w:shd w:val="clear" w:fill="F2F7F7"/>
           </w:tcPr>
           <w:p>
@@ -1370,7 +1377,7 @@
       <w:tr>
         <w:tc>
           <w:tcPr>
-            <w:tcW w:type="dxa" w:w="3173"/>
+            <w:tcW w:type="dxa" w:w="3061"/>
           </w:tcPr>
           <w:p>
             <w:r>
@@ -1388,7 +1395,7 @@
         </w:tc>
         <w:tc>
           <w:tcPr>
-            <w:tcW w:type="dxa" w:w="3173"/>
+            <w:tcW w:type="dxa" w:w="3061"/>
           </w:tcPr>
           <w:p>
             <w:r>
@@ -1406,7 +1413,7 @@
         </w:tc>
         <w:tc>
           <w:tcPr>
-            <w:tcW w:type="dxa" w:w="3173"/>
+            <w:tcW w:type="dxa" w:w="3061"/>
           </w:tcPr>
           <w:p>
             <w:r>
@@ -1426,7 +1433,7 @@
       <w:tr>
         <w:tc>
           <w:tcPr>
-            <w:tcW w:type="dxa" w:w="3173"/>
+            <w:tcW w:type="dxa" w:w="3061"/>
             <w:shd w:val="clear" w:fill="F2F7F7"/>
           </w:tcPr>
           <w:p>
@@ -1445,7 +1452,7 @@
         </w:tc>
         <w:tc>
           <w:tcPr>
-            <w:tcW w:type="dxa" w:w="3173"/>
+            <w:tcW w:type="dxa" w:w="3061"/>
             <w:shd w:val="clear" w:fill="F2F7F7"/>
           </w:tcPr>
           <w:p>
@@ -1464,7 +1471,7 @@
         </w:tc>
         <w:tc>
           <w:tcPr>
-            <w:tcW w:type="dxa" w:w="3173"/>
+            <w:tcW w:type="dxa" w:w="3061"/>
             <w:shd w:val="clear" w:fill="F2F7F7"/>
           </w:tcPr>
           <w:p>
@@ -1485,7 +1492,7 @@
       <w:tr>
         <w:tc>
           <w:tcPr>
-            <w:tcW w:type="dxa" w:w="3173"/>
+            <w:tcW w:type="dxa" w:w="3061"/>
           </w:tcPr>
           <w:p>
             <w:r>
@@ -1503,7 +1510,7 @@
         </w:tc>
         <w:tc>
           <w:tcPr>
-            <w:tcW w:type="dxa" w:w="3173"/>
+            <w:tcW w:type="dxa" w:w="3061"/>
           </w:tcPr>
           <w:p>
             <w:r>
@@ -1521,7 +1528,7 @@
         </w:tc>
         <w:tc>
           <w:tcPr>
-            <w:tcW w:type="dxa" w:w="3173"/>
+            <w:tcW w:type="dxa" w:w="3061"/>
           </w:tcPr>
           <w:p>
             <w:r>
@@ -1541,7 +1548,7 @@
       <w:tr>
         <w:tc>
           <w:tcPr>
-            <w:tcW w:type="dxa" w:w="3173"/>
+            <w:tcW w:type="dxa" w:w="3061"/>
             <w:shd w:val="clear" w:fill="F2F7F7"/>
           </w:tcPr>
           <w:p>
@@ -1560,7 +1567,7 @@
         </w:tc>
         <w:tc>
           <w:tcPr>
-            <w:tcW w:type="dxa" w:w="3173"/>
+            <w:tcW w:type="dxa" w:w="3061"/>
             <w:shd w:val="clear" w:fill="F2F7F7"/>
           </w:tcPr>
           <w:p>
@@ -1579,7 +1586,7 @@
         </w:tc>
         <w:tc>
           <w:tcPr>
-            <w:tcW w:type="dxa" w:w="3173"/>
+            <w:tcW w:type="dxa" w:w="3061"/>
             <w:shd w:val="clear" w:fill="F2F7F7"/>
           </w:tcPr>
           <w:p>
@@ -1788,13 +1795,13 @@
         <w:tblLook w:firstColumn="1" w:firstRow="1" w:lastColumn="0" w:lastRow="0" w:noHBand="0" w:noVBand="1" w:val="04A0"/>
       </w:tblPr>
       <w:tblGrid>
-        <w:gridCol w:w="4759"/>
-        <w:gridCol w:w="4759"/>
+        <w:gridCol w:w="4592"/>
+        <w:gridCol w:w="4592"/>
       </w:tblGrid>
       <w:tr>
         <w:tc>
           <w:tcPr>
-            <w:tcW w:type="dxa" w:w="4759"/>
+            <w:tcW w:type="dxa" w:w="4592"/>
             <w:shd w:val="clear" w:fill="008490"/>
           </w:tcPr>
           <w:p>
@@ -1817,7 +1824,7 @@
         </w:tc>
         <w:tc>
           <w:tcPr>
-            <w:tcW w:type="dxa" w:w="4759"/>
+            <w:tcW w:type="dxa" w:w="4592"/>
             <w:shd w:val="clear" w:fill="008490"/>
           </w:tcPr>
           <w:p>
@@ -1842,7 +1849,7 @@
       <w:tr>
         <w:tc>
           <w:tcPr>
-            <w:tcW w:type="dxa" w:w="4759"/>
+            <w:tcW w:type="dxa" w:w="4592"/>
           </w:tcPr>
           <w:p>
             <w:r>
@@ -1860,7 +1867,7 @@
         </w:tc>
         <w:tc>
           <w:tcPr>
-            <w:tcW w:type="dxa" w:w="4759"/>
+            <w:tcW w:type="dxa" w:w="4592"/>
           </w:tcPr>
           <w:p>
             <w:r>
@@ -1880,7 +1887,7 @@
       <w:tr>
         <w:tc>
           <w:tcPr>
-            <w:tcW w:type="dxa" w:w="4759"/>
+            <w:tcW w:type="dxa" w:w="4592"/>
             <w:shd w:val="clear" w:fill="F2F7F7"/>
           </w:tcPr>
           <w:p>
@@ -1899,7 +1906,7 @@
         </w:tc>
         <w:tc>
           <w:tcPr>
-            <w:tcW w:type="dxa" w:w="4759"/>
+            <w:tcW w:type="dxa" w:w="4592"/>
             <w:shd w:val="clear" w:fill="F2F7F7"/>
           </w:tcPr>
           <w:p>
@@ -1920,7 +1927,7 @@
       <w:tr>
         <w:tc>
           <w:tcPr>
-            <w:tcW w:type="dxa" w:w="4759"/>
+            <w:tcW w:type="dxa" w:w="4592"/>
           </w:tcPr>
           <w:p>
             <w:r>
@@ -1938,7 +1945,7 @@
         </w:tc>
         <w:tc>
           <w:tcPr>
-            <w:tcW w:type="dxa" w:w="4759"/>
+            <w:tcW w:type="dxa" w:w="4592"/>
           </w:tcPr>
           <w:p>
             <w:r>
@@ -1958,7 +1965,7 @@
       <w:tr>
         <w:tc>
           <w:tcPr>
-            <w:tcW w:type="dxa" w:w="4759"/>
+            <w:tcW w:type="dxa" w:w="4592"/>
             <w:shd w:val="clear" w:fill="F2F7F7"/>
           </w:tcPr>
           <w:p>
@@ -1977,7 +1984,7 @@
         </w:tc>
         <w:tc>
           <w:tcPr>
-            <w:tcW w:type="dxa" w:w="4759"/>
+            <w:tcW w:type="dxa" w:w="4592"/>
             <w:shd w:val="clear" w:fill="F2F7F7"/>
           </w:tcPr>
           <w:p>
@@ -2075,11 +2082,11 @@
     </w:p>
     <w:p>
       <w:pPr>
-        <w:spacing w:before="80" w:after="200"/>
-        <w:ind w:left="280"/>
         <w:pBdr>
           <w:left w:val="single" w:sz="12" w:space="8" w:color="008490"/>
         </w:pBdr>
+        <w:spacing w:before="80" w:after="200"/>
+        <w:ind w:left="280"/>
       </w:pPr>
       <w:r>
         <w:rPr>
@@ -2103,14 +2110,14 @@
         <w:tblLook w:firstColumn="1" w:firstRow="1" w:lastColumn="0" w:lastRow="0" w:noHBand="0" w:noVBand="1" w:val="04A0"/>
       </w:tblPr>
       <w:tblGrid>
-        <w:gridCol w:w="3173"/>
-        <w:gridCol w:w="3173"/>
-        <w:gridCol w:w="3173"/>
+        <w:gridCol w:w="3061"/>
+        <w:gridCol w:w="3061"/>
+        <w:gridCol w:w="3061"/>
       </w:tblGrid>
       <w:tr>
         <w:tc>
           <w:tcPr>
-            <w:tcW w:type="dxa" w:w="3173"/>
+            <w:tcW w:type="dxa" w:w="3061"/>
             <w:shd w:val="clear" w:fill="008490"/>
           </w:tcPr>
           <w:p>
@@ -2133,7 +2140,7 @@
         </w:tc>
         <w:tc>
           <w:tcPr>
-            <w:tcW w:type="dxa" w:w="3173"/>
+            <w:tcW w:type="dxa" w:w="3061"/>
             <w:shd w:val="clear" w:fill="008490"/>
           </w:tcPr>
           <w:p>
@@ -2156,7 +2163,7 @@
         </w:tc>
         <w:tc>
           <w:tcPr>
-            <w:tcW w:type="dxa" w:w="3173"/>
+            <w:tcW w:type="dxa" w:w="3061"/>
             <w:shd w:val="clear" w:fill="008490"/>
           </w:tcPr>
           <w:p>
@@ -2181,7 +2188,7 @@
       <w:tr>
         <w:tc>
           <w:tcPr>
-            <w:tcW w:type="dxa" w:w="3173"/>
+            <w:tcW w:type="dxa" w:w="3061"/>
           </w:tcPr>
           <w:p>
             <w:r>
@@ -2199,7 +2206,7 @@
         </w:tc>
         <w:tc>
           <w:tcPr>
-            <w:tcW w:type="dxa" w:w="3173"/>
+            <w:tcW w:type="dxa" w:w="3061"/>
           </w:tcPr>
           <w:p>
             <w:r>
@@ -2217,7 +2224,7 @@
         </w:tc>
         <w:tc>
           <w:tcPr>
-            <w:tcW w:type="dxa" w:w="3173"/>
+            <w:tcW w:type="dxa" w:w="3061"/>
           </w:tcPr>
           <w:p>
             <w:r>
@@ -2237,7 +2244,7 @@
       <w:tr>
         <w:tc>
           <w:tcPr>
-            <w:tcW w:type="dxa" w:w="3173"/>
+            <w:tcW w:type="dxa" w:w="3061"/>
             <w:shd w:val="clear" w:fill="F2F7F7"/>
           </w:tcPr>
           <w:p>
@@ -2256,7 +2263,7 @@
         </w:tc>
         <w:tc>
           <w:tcPr>
-            <w:tcW w:type="dxa" w:w="3173"/>
+            <w:tcW w:type="dxa" w:w="3061"/>
             <w:shd w:val="clear" w:fill="F2F7F7"/>
           </w:tcPr>
           <w:p>
@@ -2275,7 +2282,7 @@
         </w:tc>
         <w:tc>
           <w:tcPr>
-            <w:tcW w:type="dxa" w:w="3173"/>
+            <w:tcW w:type="dxa" w:w="3061"/>
             <w:shd w:val="clear" w:fill="F2F7F7"/>
           </w:tcPr>
           <w:p>
@@ -2296,7 +2303,7 @@
       <w:tr>
         <w:tc>
           <w:tcPr>
-            <w:tcW w:type="dxa" w:w="3173"/>
+            <w:tcW w:type="dxa" w:w="3061"/>
           </w:tcPr>
           <w:p>
             <w:r>
@@ -2314,7 +2321,7 @@
         </w:tc>
         <w:tc>
           <w:tcPr>
-            <w:tcW w:type="dxa" w:w="3173"/>
+            <w:tcW w:type="dxa" w:w="3061"/>
           </w:tcPr>
           <w:p>
             <w:r>
@@ -2332,7 +2339,7 @@
         </w:tc>
         <w:tc>
           <w:tcPr>
-            <w:tcW w:type="dxa" w:w="3173"/>
+            <w:tcW w:type="dxa" w:w="3061"/>
           </w:tcPr>
           <w:p>
             <w:r>
@@ -2352,7 +2359,7 @@
       <w:tr>
         <w:tc>
           <w:tcPr>
-            <w:tcW w:type="dxa" w:w="3173"/>
+            <w:tcW w:type="dxa" w:w="3061"/>
             <w:shd w:val="clear" w:fill="F2F7F7"/>
           </w:tcPr>
           <w:p>
@@ -2371,7 +2378,7 @@
         </w:tc>
         <w:tc>
           <w:tcPr>
-            <w:tcW w:type="dxa" w:w="3173"/>
+            <w:tcW w:type="dxa" w:w="3061"/>
             <w:shd w:val="clear" w:fill="F2F7F7"/>
           </w:tcPr>
           <w:p>
@@ -2390,7 +2397,7 @@
         </w:tc>
         <w:tc>
           <w:tcPr>
-            <w:tcW w:type="dxa" w:w="3173"/>
+            <w:tcW w:type="dxa" w:w="3061"/>
             <w:shd w:val="clear" w:fill="F2F7F7"/>
           </w:tcPr>
           <w:p>
@@ -2411,7 +2418,7 @@
       <w:tr>
         <w:tc>
           <w:tcPr>
-            <w:tcW w:type="dxa" w:w="3173"/>
+            <w:tcW w:type="dxa" w:w="3061"/>
           </w:tcPr>
           <w:p>
             <w:r>
@@ -2429,7 +2436,7 @@
         </w:tc>
         <w:tc>
           <w:tcPr>
-            <w:tcW w:type="dxa" w:w="3173"/>
+            <w:tcW w:type="dxa" w:w="3061"/>
           </w:tcPr>
           <w:p>
             <w:r>
@@ -2447,7 +2454,7 @@
         </w:tc>
         <w:tc>
           <w:tcPr>
-            <w:tcW w:type="dxa" w:w="3173"/>
+            <w:tcW w:type="dxa" w:w="3061"/>
           </w:tcPr>
           <w:p>
             <w:r>
@@ -2888,14 +2895,14 @@
         <w:tblLook w:firstColumn="1" w:firstRow="1" w:lastColumn="0" w:lastRow="0" w:noHBand="0" w:noVBand="1" w:val="04A0"/>
       </w:tblPr>
       <w:tblGrid>
-        <w:gridCol w:w="3173"/>
-        <w:gridCol w:w="3173"/>
-        <w:gridCol w:w="3173"/>
+        <w:gridCol w:w="3061"/>
+        <w:gridCol w:w="3061"/>
+        <w:gridCol w:w="3061"/>
       </w:tblGrid>
       <w:tr>
         <w:tc>
           <w:tcPr>
-            <w:tcW w:type="dxa" w:w="3173"/>
+            <w:tcW w:type="dxa" w:w="3061"/>
             <w:shd w:val="clear" w:fill="008490"/>
           </w:tcPr>
           <w:p>
@@ -2918,7 +2925,7 @@
         </w:tc>
         <w:tc>
           <w:tcPr>
-            <w:tcW w:type="dxa" w:w="3173"/>
+            <w:tcW w:type="dxa" w:w="3061"/>
             <w:shd w:val="clear" w:fill="008490"/>
           </w:tcPr>
           <w:p>
@@ -2941,7 +2948,7 @@
         </w:tc>
         <w:tc>
           <w:tcPr>
-            <w:tcW w:type="dxa" w:w="3173"/>
+            <w:tcW w:type="dxa" w:w="3061"/>
             <w:shd w:val="clear" w:fill="008490"/>
           </w:tcPr>
           <w:p>
@@ -2966,7 +2973,7 @@
       <w:tr>
         <w:tc>
           <w:tcPr>
-            <w:tcW w:type="dxa" w:w="3173"/>
+            <w:tcW w:type="dxa" w:w="3061"/>
           </w:tcPr>
           <w:p>
             <w:r>
@@ -2984,7 +2991,7 @@
         </w:tc>
         <w:tc>
           <w:tcPr>
-            <w:tcW w:type="dxa" w:w="3173"/>
+            <w:tcW w:type="dxa" w:w="3061"/>
           </w:tcPr>
           <w:p>
             <w:r>
@@ -3002,7 +3009,7 @@
         </w:tc>
         <w:tc>
           <w:tcPr>
-            <w:tcW w:type="dxa" w:w="3173"/>
+            <w:tcW w:type="dxa" w:w="3061"/>
           </w:tcPr>
           <w:p>
             <w:r>
@@ -3022,7 +3029,7 @@
       <w:tr>
         <w:tc>
           <w:tcPr>
-            <w:tcW w:type="dxa" w:w="3173"/>
+            <w:tcW w:type="dxa" w:w="3061"/>
             <w:shd w:val="clear" w:fill="F2F7F7"/>
           </w:tcPr>
           <w:p>
@@ -3041,7 +3048,7 @@
         </w:tc>
         <w:tc>
           <w:tcPr>
-            <w:tcW w:type="dxa" w:w="3173"/>
+            <w:tcW w:type="dxa" w:w="3061"/>
             <w:shd w:val="clear" w:fill="F2F7F7"/>
           </w:tcPr>
           <w:p>
@@ -3060,7 +3067,7 @@
         </w:tc>
         <w:tc>
           <w:tcPr>
-            <w:tcW w:type="dxa" w:w="3173"/>
+            <w:tcW w:type="dxa" w:w="3061"/>
             <w:shd w:val="clear" w:fill="F2F7F7"/>
           </w:tcPr>
           <w:p>
@@ -3081,7 +3088,7 @@
       <w:tr>
         <w:tc>
           <w:tcPr>
-            <w:tcW w:type="dxa" w:w="3173"/>
+            <w:tcW w:type="dxa" w:w="3061"/>
           </w:tcPr>
           <w:p>
             <w:r>
@@ -3099,7 +3106,7 @@
         </w:tc>
         <w:tc>
           <w:tcPr>
-            <w:tcW w:type="dxa" w:w="3173"/>
+            <w:tcW w:type="dxa" w:w="3061"/>
           </w:tcPr>
           <w:p>
             <w:r>
@@ -3117,7 +3124,7 @@
         </w:tc>
         <w:tc>
           <w:tcPr>
-            <w:tcW w:type="dxa" w:w="3173"/>
+            <w:tcW w:type="dxa" w:w="3061"/>
           </w:tcPr>
           <w:p>
             <w:r>
@@ -3137,7 +3144,7 @@
       <w:tr>
         <w:tc>
           <w:tcPr>
-            <w:tcW w:type="dxa" w:w="3173"/>
+            <w:tcW w:type="dxa" w:w="3061"/>
             <w:shd w:val="clear" w:fill="F2F7F7"/>
           </w:tcPr>
           <w:p>
@@ -3156,7 +3163,7 @@
         </w:tc>
         <w:tc>
           <w:tcPr>
-            <w:tcW w:type="dxa" w:w="3173"/>
+            <w:tcW w:type="dxa" w:w="3061"/>
             <w:shd w:val="clear" w:fill="F2F7F7"/>
           </w:tcPr>
           <w:p>
@@ -3175,7 +3182,7 @@
         </w:tc>
         <w:tc>
           <w:tcPr>
-            <w:tcW w:type="dxa" w:w="3173"/>
+            <w:tcW w:type="dxa" w:w="3061"/>
             <w:shd w:val="clear" w:fill="F2F7F7"/>
           </w:tcPr>
           <w:p>
@@ -3196,7 +3203,7 @@
       <w:tr>
         <w:tc>
           <w:tcPr>
-            <w:tcW w:type="dxa" w:w="3173"/>
+            <w:tcW w:type="dxa" w:w="3061"/>
           </w:tcPr>
           <w:p>
             <w:r>
@@ -3214,7 +3221,7 @@
         </w:tc>
         <w:tc>
           <w:tcPr>
-            <w:tcW w:type="dxa" w:w="3173"/>
+            <w:tcW w:type="dxa" w:w="3061"/>
           </w:tcPr>
           <w:p>
             <w:r>
@@ -3232,7 +3239,7 @@
         </w:tc>
         <w:tc>
           <w:tcPr>
-            <w:tcW w:type="dxa" w:w="3173"/>
+            <w:tcW w:type="dxa" w:w="3061"/>
           </w:tcPr>
           <w:p>
             <w:r>
@@ -3565,14 +3572,14 @@
         <w:tblLook w:firstColumn="1" w:firstRow="1" w:lastColumn="0" w:lastRow="0" w:noHBand="0" w:noVBand="1" w:val="04A0"/>
       </w:tblPr>
       <w:tblGrid>
-        <w:gridCol w:w="3173"/>
-        <w:gridCol w:w="3173"/>
-        <w:gridCol w:w="3173"/>
+        <w:gridCol w:w="3061"/>
+        <w:gridCol w:w="3061"/>
+        <w:gridCol w:w="3061"/>
       </w:tblGrid>
       <w:tr>
         <w:tc>
           <w:tcPr>
-            <w:tcW w:type="dxa" w:w="3173"/>
+            <w:tcW w:type="dxa" w:w="3061"/>
             <w:shd w:val="clear" w:fill="008490"/>
           </w:tcPr>
           <w:p>
@@ -3595,7 +3602,7 @@
         </w:tc>
         <w:tc>
           <w:tcPr>
-            <w:tcW w:type="dxa" w:w="3173"/>
+            <w:tcW w:type="dxa" w:w="3061"/>
             <w:shd w:val="clear" w:fill="008490"/>
           </w:tcPr>
           <w:p>
@@ -3618,7 +3625,7 @@
         </w:tc>
         <w:tc>
           <w:tcPr>
-            <w:tcW w:type="dxa" w:w="3173"/>
+            <w:tcW w:type="dxa" w:w="3061"/>
             <w:shd w:val="clear" w:fill="008490"/>
           </w:tcPr>
           <w:p>
@@ -3643,7 +3650,7 @@
       <w:tr>
         <w:tc>
           <w:tcPr>
-            <w:tcW w:type="dxa" w:w="3173"/>
+            <w:tcW w:type="dxa" w:w="3061"/>
           </w:tcPr>
           <w:p>
             <w:r>
@@ -3661,7 +3668,7 @@
         </w:tc>
         <w:tc>
           <w:tcPr>
-            <w:tcW w:type="dxa" w:w="3173"/>
+            <w:tcW w:type="dxa" w:w="3061"/>
           </w:tcPr>
           <w:p>
             <w:r>
@@ -3679,7 +3686,7 @@
         </w:tc>
         <w:tc>
           <w:tcPr>
-            <w:tcW w:type="dxa" w:w="3173"/>
+            <w:tcW w:type="dxa" w:w="3061"/>
           </w:tcPr>
           <w:p>
             <w:r>
@@ -3699,7 +3706,7 @@
       <w:tr>
         <w:tc>
           <w:tcPr>
-            <w:tcW w:type="dxa" w:w="3173"/>
+            <w:tcW w:type="dxa" w:w="3061"/>
             <w:shd w:val="clear" w:fill="F2F7F7"/>
           </w:tcPr>
           <w:p>
@@ -3718,7 +3725,7 @@
         </w:tc>
         <w:tc>
           <w:tcPr>
-            <w:tcW w:type="dxa" w:w="3173"/>
+            <w:tcW w:type="dxa" w:w="3061"/>
             <w:shd w:val="clear" w:fill="F2F7F7"/>
           </w:tcPr>
           <w:p>
@@ -3737,7 +3744,7 @@
         </w:tc>
         <w:tc>
           <w:tcPr>
-            <w:tcW w:type="dxa" w:w="3173"/>
+            <w:tcW w:type="dxa" w:w="3061"/>
             <w:shd w:val="clear" w:fill="F2F7F7"/>
           </w:tcPr>
           <w:p>
@@ -3758,7 +3765,7 @@
       <w:tr>
         <w:tc>
           <w:tcPr>
-            <w:tcW w:type="dxa" w:w="3173"/>
+            <w:tcW w:type="dxa" w:w="3061"/>
           </w:tcPr>
           <w:p>
             <w:r>
@@ -3776,7 +3783,7 @@
         </w:tc>
         <w:tc>
           <w:tcPr>
-            <w:tcW w:type="dxa" w:w="3173"/>
+            <w:tcW w:type="dxa" w:w="3061"/>
           </w:tcPr>
           <w:p>
             <w:r>
@@ -3794,7 +3801,7 @@
         </w:tc>
         <w:tc>
           <w:tcPr>
-            <w:tcW w:type="dxa" w:w="3173"/>
+            <w:tcW w:type="dxa" w:w="3061"/>
           </w:tcPr>
           <w:p>
             <w:r>
@@ -3814,7 +3821,7 @@
       <w:tr>
         <w:tc>
           <w:tcPr>
-            <w:tcW w:type="dxa" w:w="3173"/>
+            <w:tcW w:type="dxa" w:w="3061"/>
             <w:shd w:val="clear" w:fill="F2F7F7"/>
           </w:tcPr>
           <w:p>
@@ -3833,7 +3840,7 @@
         </w:tc>
         <w:tc>
           <w:tcPr>
-            <w:tcW w:type="dxa" w:w="3173"/>
+            <w:tcW w:type="dxa" w:w="3061"/>
             <w:shd w:val="clear" w:fill="F2F7F7"/>
           </w:tcPr>
           <w:p>
@@ -3852,7 +3859,7 @@
         </w:tc>
         <w:tc>
           <w:tcPr>
-            <w:tcW w:type="dxa" w:w="3173"/>
+            <w:tcW w:type="dxa" w:w="3061"/>
             <w:shd w:val="clear" w:fill="F2F7F7"/>
           </w:tcPr>
           <w:p>
@@ -3873,7 +3880,7 @@
       <w:tr>
         <w:tc>
           <w:tcPr>
-            <w:tcW w:type="dxa" w:w="3173"/>
+            <w:tcW w:type="dxa" w:w="3061"/>
           </w:tcPr>
           <w:p>
             <w:r>
@@ -3891,7 +3898,7 @@
         </w:tc>
         <w:tc>
           <w:tcPr>
-            <w:tcW w:type="dxa" w:w="3173"/>
+            <w:tcW w:type="dxa" w:w="3061"/>
           </w:tcPr>
           <w:p>
             <w:r>
@@ -3909,7 +3916,7 @@
         </w:tc>
         <w:tc>
           <w:tcPr>
-            <w:tcW w:type="dxa" w:w="3173"/>
+            <w:tcW w:type="dxa" w:w="3061"/>
           </w:tcPr>
           <w:p>
             <w:r>
@@ -3929,7 +3936,7 @@
       <w:tr>
         <w:tc>
           <w:tcPr>
-            <w:tcW w:type="dxa" w:w="3173"/>
+            <w:tcW w:type="dxa" w:w="3061"/>
             <w:shd w:val="clear" w:fill="F2F7F7"/>
           </w:tcPr>
           <w:p>
@@ -3948,7 +3955,7 @@
         </w:tc>
         <w:tc>
           <w:tcPr>
-            <w:tcW w:type="dxa" w:w="3173"/>
+            <w:tcW w:type="dxa" w:w="3061"/>
             <w:shd w:val="clear" w:fill="F2F7F7"/>
           </w:tcPr>
           <w:p>
@@ -3967,7 +3974,7 @@
         </w:tc>
         <w:tc>
           <w:tcPr>
-            <w:tcW w:type="dxa" w:w="3173"/>
+            <w:tcW w:type="dxa" w:w="3061"/>
             <w:shd w:val="clear" w:fill="F2F7F7"/>
           </w:tcPr>
           <w:p>
@@ -3988,7 +3995,7 @@
       <w:tr>
         <w:tc>
           <w:tcPr>
-            <w:tcW w:type="dxa" w:w="3173"/>
+            <w:tcW w:type="dxa" w:w="3061"/>
           </w:tcPr>
           <w:p>
             <w:r>
@@ -4006,7 +4013,7 @@
         </w:tc>
         <w:tc>
           <w:tcPr>
-            <w:tcW w:type="dxa" w:w="3173"/>
+            <w:tcW w:type="dxa" w:w="3061"/>
           </w:tcPr>
           <w:p>
             <w:r>
@@ -4024,7 +4031,7 @@
         </w:tc>
         <w:tc>
           <w:tcPr>
-            <w:tcW w:type="dxa" w:w="3173"/>
+            <w:tcW w:type="dxa" w:w="3061"/>
           </w:tcPr>
           <w:p>
             <w:r>
@@ -4045,9 +4052,8 @@
     <w:p/>
     <w:sectPr>
       <w:footerReference w:type="default" r:id="rId9"/>
-      <w:footerReference w:type="first" r:id="rId10"/>
-      <w:headerReference w:type="default" r:id="rId11"/>
-      <w:pgSz w:w="12240" w:h="15840"/>
+      <w:headerReference w:type="default" r:id="rId10"/>
+      <w:pgSz w:w="11906" w:h="16838"/>
       <w:pgMar w:top="1247" w:right="1361" w:bottom="1134" w:left="1361" w:header="720" w:footer="720" w:gutter="0"/>
       <w:cols w:space="720"/>
       <w:titlePg/>
@@ -4062,74 +4068,14 @@
   <w:p>
     <w:pPr>
       <w:pStyle w:val="Footer"/>
-      <w:tabs>
-        <w:tab w:pos="9518" w:val="right"/>
-      </w:tabs>
       <w:pBdr>
         <w:top w:val="single" w:sz="4" w:space="6" w:color="008490"/>
       </w:pBdr>
-    </w:pPr>
-    <w:r/>
-    <w:r>
-      <w:rPr>
-        <w:color w:val="6B7280"/>
-        <w:sz w:val="16"/>
-      </w:rPr>
-      <w:t>Intradark Pty Ltd  ·  ABN 38 696 182 457  ·  Commercial in confidence</w:t>
-    </w:r>
-    <w:r>
-      <w:rPr>
-        <w:sz w:val="16"/>
-      </w:rPr>
-      <w:tab/>
-    </w:r>
-    <w:r>
-      <w:rPr>
-        <w:color w:val="6B7280"/>
-        <w:sz w:val="16"/>
-      </w:rPr>
-      <w:t xml:space="preserve">Page </w:t>
-    </w:r>
-    <w:r>
-      <w:rPr>
-        <w:color w:val="6B7280"/>
-        <w:sz w:val="16"/>
-      </w:rPr>
-      <w:fldChar w:fldCharType="begin"/>
-      <w:instrText xml:space="preserve">PAGE</w:instrText>
-      <w:fldChar w:fldCharType="end"/>
-    </w:r>
-    <w:r>
-      <w:rPr>
-        <w:color w:val="6B7280"/>
-        <w:sz w:val="16"/>
-      </w:rPr>
-      <w:t xml:space="preserve"> of </w:t>
-    </w:r>
-    <w:r>
-      <w:rPr>
-        <w:color w:val="6B7280"/>
-        <w:sz w:val="16"/>
-      </w:rPr>
-      <w:fldChar w:fldCharType="begin"/>
-      <w:instrText xml:space="preserve">NUMPAGES</w:instrText>
-      <w:fldChar w:fldCharType="end"/>
-    </w:r>
-  </w:p>
-</w:ftr>
-</file>
-
-<file path=word/footer2.xml><?xml version="1.0" encoding="utf-8"?>
-<w:ftr xmlns:m="http://schemas.openxmlformats.org/officeDocument/2006/math" xmlns:mc="http://schemas.openxmlformats.org/markup-compatibility/2006" xmlns:mo="http://schemas.microsoft.com/office/mac/office/2008/main" xmlns:mv="urn:schemas-microsoft-com:mac:vml" xmlns:o="urn:schemas-microsoft-com:office:office" xmlns:r="http://schemas.openxmlformats.org/officeDocument/2006/relationships" xmlns:v="urn:schemas-microsoft-com:vml" xmlns:w10="urn:schemas-microsoft-com:office:word" xmlns:w14="http://schemas.microsoft.com/office/word/2010/wordml" xmlns:w="http://schemas.openxmlformats.org/wordprocessingml/2006/main" xmlns:wne="http://schemas.microsoft.com/office/word/2006/wordml" xmlns:wp14="http://schemas.microsoft.com/office/word/2010/wordprocessingDrawing" xmlns:wp="http://schemas.openxmlformats.org/drawingml/2006/wordprocessingDrawing" xmlns:wpc="http://schemas.microsoft.com/office/word/2010/wordprocessingCanvas" xmlns:wpg="http://schemas.microsoft.com/office/word/2010/wordprocessingGroup" xmlns:wpi="http://schemas.microsoft.com/office/word/2010/wordprocessingInk" xmlns:wps="http://schemas.microsoft.com/office/word/2010/wordprocessingShape" mc:Ignorable="w14 wp14">
-  <w:p>
-    <w:pPr>
-      <w:pStyle w:val="Footer"/>
       <w:tabs>
-        <w:tab w:pos="9518" w:val="right"/>
+        <w:tab w:val="clear" w:pos="4680"/>
+        <w:tab w:pos="9184" w:val="right"/>
+        <w:tab w:val="clear" w:pos="9360"/>
       </w:tabs>
-      <w:pBdr>
-        <w:top w:val="single" w:sz="4" w:space="6" w:color="008490"/>
-      </w:pBdr>
     </w:pPr>
     <w:r/>
     <w:r>

--- a/apps/bullyproof/docs/handover/system-administrator-guide.docx
+++ b/apps/bullyproof/docs/handover/system-administrator-guide.docx
@@ -63,7 +63,7 @@
           <w:color w:val="1F2937"/>
           <w:sz w:val="50"/>
         </w:rPr>
-        <w:t>Bullyproof Platform: System Administrator Guide</w:t>
+        <w:t>System Administrator Guide</w:t>
       </w:r>
     </w:p>
     <w:p>
